--- a/JACR_投稿操作单.docx
+++ b/JACR_投稿操作单.docx
@@ -875,10 +875,10 @@
         <w:rPr>
           <w:b/>
         </w:rPr>
-        <w:t>3. 通讯作者邮寄地址。</w:t>
+        <w:t>3. 通讯作者邮寄地址（已确认）。</w:t>
       </w:r>
       <w:r>
-        <w:t xml:space="preserve"> JACR 要求 Title Page 写通讯作者的完整邮寄地址。我填的是 "100 Hong Kong Road, Jiang'an District, Wuhan 430016"（香港路 100 号），请核对。</w:t>
+        <w:t xml:space="preserve"> JACR 要求 Title Page 写通讯作者的完整邮寄地址，已填 "100 Hong Kong Road, Jiang'an District, Wuhan 430016"（香港路 100 号），经你核对无误。</w:t>
       </w:r>
     </w:p>
     <w:p>

--- a/JACR_投稿操作单.docx
+++ b/JACR_投稿操作单.docx
@@ -259,10 +259,27 @@
         <w:rPr>
           <w:b/>
         </w:rPr>
-        <w:t>正文字数 2,978</w:t>
+        <w:t>正文字数 2,990</w:t>
       </w:r>
       <w:r>
         <w:t>（Introduction 至 Take-Home Points，上限 3,000）。表 4 张 + 图 3 张 = 7，正好达到 JACR "图表合计不超过 7" 的上限，不能再加图表。</w:t>
+      </w:r>
+    </w:p>
+    <w:p>
+      <w:pPr>
+        <w:spacing w:after="160"/>
+      </w:pPr>
+      <w:r>
+        <w:t xml:space="preserve">12. </w:t>
+      </w:r>
+      <w:r>
+        <w:rPr>
+          <w:b/>
+        </w:rPr>
+        <w:t>讨论第 2 段对文献 [13] 的表述更精确</w:t>
+      </w:r>
+      <w:r>
+        <w:t>：原写 "93–97%"，现写明 93% 来自原始临床报告、97% 来自盲法复读，且该研究排除了无法诊断和结果不确定的检查。这三点都已与该文摘要核对，也更有力地支撑本文的论点：差距在于检查内容，而不是"研究阅片"和"日常报告"之别。</w:t>
       </w:r>
     </w:p>
     <w:p>
@@ -889,10 +906,10 @@
         <w:rPr>
           <w:b/>
         </w:rPr>
-        <w:t>4. 参考文献作者全名（修回时补即可）。</w:t>
+        <w:t>4. 参考文献作者全名（已补全）。</w:t>
       </w:r>
       <w:r>
-        <w:t xml:space="preserve"> AMA 格式要求：6 位及以下作者全部列出，超过 6 位列前 3 位加 et al.。现有资料只记了前 3 位作者，这里也访问不了文献数据库，所以凡标 "et al." 的条目暂保持 3 位加 et al.。修回时请在 PubMed 里核一遍：作者正好 4–6 位的条目要补全。初投时编辑部一般不会因此退稿。</w:t>
+        <w:t xml:space="preserve"> AMA 格式要求：作者 6 位及以下全部列出，超过 6 位列前 3 位加 et al.。我逐条检索了 PubMed 和出版社记录：[4]、[15]、[16] 各 5 位作者，[10]、[19] 各 6 位，已补全；其余标 et al. 的条目都超过 6 位作者，写法正确。本次检索核对的 12 条（[2]–[5]、[10]–[16]、[20]）题目、期刊、年份、卷和页码均与记录一致；[19] 是 STROBE 声明，按其公开的 6 位作者名单补全；其余条目在此前的外部核对中已确认。</w:t>
       </w:r>
     </w:p>
     <w:p>
@@ -1026,7 +1043,7 @@
         <w:spacing w:after="160"/>
       </w:pPr>
       <w:r>
-        <w:t>2. 标题 121 字符；摘要 245 词；正文 2,978 词；图表 7 个；作者 7 位。</w:t>
+        <w:t>2. 标题 121 字符；摘要 245 词；正文 2,990 词；图表 7 个；作者 7 位。</w:t>
       </w:r>
     </w:p>
     <w:p>

--- a/JACR_投稿操作单.docx
+++ b/JACR_投稿操作单.docx
@@ -914,20 +914,6 @@
     </w:p>
     <w:p>
       <w:pPr>
-        <w:spacing w:after="160"/>
-      </w:pPr>
-      <w:r>
-        <w:rPr>
-          <w:b/>
-        </w:rPr>
-        <w:t>5. 医院审查材料。</w:t>
-      </w:r>
-      <w:r>
-        <w:t xml:space="preserve"> 答辩 PPT 和原始数据分析记录里如果写了 "拟投期刊：Insights into Imaging"，需要改成 JACR，作者名单也要改成 7 位。请把你手上已填好的 PPT 发回来，我只改期刊和作者相关内容。</w:t>
-      </w:r>
-    </w:p>
-    <w:p>
-      <w:pPr>
         <w:pStyle w:val="Heading1"/>
       </w:pPr>
       <w:r>

--- a/JACR_投稿操作单.docx
+++ b/JACR_投稿操作单.docx
@@ -284,6 +284,23 @@
     </w:p>
     <w:p>
       <w:pPr>
+        <w:spacing w:after="160"/>
+      </w:pPr>
+      <w:r>
+        <w:t xml:space="preserve">13. </w:t>
+      </w:r>
+      <w:r>
+        <w:rPr>
+          <w:b/>
+        </w:rPr>
+        <w:t>排版按投稿审阅惯例调整</w:t>
+      </w:r>
+      <w:r>
+        <w:t>：正文双倍行距，加连续行号和页码；4 张表移到参考文献之后，每表一页；标题和各级小标题改为黑色 Times New Roman（原来是 Word 默认的蓝色）；另出 3 张 PDF 矢量图。</w:t>
+      </w:r>
+    </w:p>
+    <w:p>
+      <w:pPr>
         <w:pStyle w:val="Heading1"/>
       </w:pPr>
       <w:r>
@@ -362,7 +379,7 @@
         <w:spacing w:after="160"/>
       </w:pPr>
       <w:r>
-        <w:t>含 4 表 3 图（图内嵌，方便审稿人阅读）。文中无医院名、作者名或伦理批件号。</w:t>
+        <w:t>按投稿审阅惯例排版：双倍行距、连续行号、页码；4 张表放在参考文献之后，每表单独一页；图不内嵌，单独上传。文中无医院名、作者名或伦理批件号。</w:t>
       </w:r>
     </w:p>
     <w:p>
@@ -373,7 +390,7 @@
         <w:rPr>
           <w:b/>
         </w:rPr>
-        <w:t>4. Figures（单独上传，300 dpi TIFF）</w:t>
+        <w:t>4. Figures（单独上传；优先传 PDF 矢量版）</w:t>
       </w:r>
     </w:p>
     <w:p>
@@ -381,7 +398,7 @@
         <w:spacing w:after="160"/>
       </w:pPr>
       <w:r>
-        <w:t>• `JACR_Figure1.tif` → Figure 1（研究流程图）</w:t>
+        <w:t>• `JACR_Figure1.pdf` → Figure 1（研究流程图）</w:t>
       </w:r>
     </w:p>
     <w:p>
@@ -389,7 +406,7 @@
         <w:spacing w:after="160"/>
       </w:pPr>
       <w:r>
-        <w:t>• `JACR_Figure2.tif` → Figure 2（各模态检出率，分母醒目）</w:t>
+        <w:t>• `JACR_Figure2.pdf` → Figure 2（各模态检出率，分母醒目）</w:t>
       </w:r>
     </w:p>
     <w:p>
@@ -397,7 +414,7 @@
         <w:spacing w:after="160"/>
       </w:pPr>
       <w:r>
-        <w:t>• `JACR_Figure3.tif` → Figure 3（超声报告内容审计，核心图）</w:t>
+        <w:t>• `JACR_Figure3.pdf` → Figure 3（超声报告内容审计，核心图）</w:t>
       </w:r>
     </w:p>
     <w:p>
@@ -405,7 +422,7 @@
         <w:spacing w:after="160"/>
       </w:pPr>
       <w:r>
-        <w:t>同名 PNG（`Fig1_study_flow.png` 等）是备份；系统若不收 TIFF 就传 PNG。</w:t>
+        <w:t>PDF 是矢量图，任意放大都清晰，可满足 Elsevier 对线条图 1000 dpi 的要求。系统若不收 PDF，就传同名的 300 dpi TIFF（`JACR_Figure1.tif` 等）。</w:t>
       </w:r>
     </w:p>
     <w:p>
@@ -864,10 +881,10 @@
         <w:rPr>
           <w:b/>
         </w:rPr>
-        <w:t>1. 三位移出作者的知情同意（必须做）。</w:t>
+        <w:t>1. 三位移出作者的知情同意（已完成）。</w:t>
       </w:r>
       <w:r>
-        <w:t xml:space="preserve"> Guanghua Zhang、Hongxi Guo、Haibin Wang 现在在致谢里。按 ICMJE 规定，被致谢的人需本人同意被列名；同时应当面告知他们不再是作者。投稿后再改作者名单很麻烦，期刊会要求全体作者签字。</w:t>
+        <w:t xml:space="preserve"> Guanghua Zhang、Hongxi Guo、Haibin Wang 已同意改列致谢。</w:t>
       </w:r>
     </w:p>
     <w:p>
@@ -878,10 +895,10 @@
         <w:rPr>
           <w:b/>
         </w:rPr>
-        <w:t>2. 生成式 AI 使用声明（不要删）。</w:t>
+        <w:t>2. 生成式 AI 使用声明（已确认保留）。</w:t>
       </w:r>
       <w:r>
-        <w:t xml:space="preserve"> Elsevier 规定写作中使用了生成式 AI 必须声明，未声明属于违规，被发现可导致撤稿。本文的撰写、润色和分析代码都使用了 Claude，所以已按 Elsevier 的标准句式写入。措辞可以按你们的实际使用情况调整，但不要删掉。</w:t>
+        <w:t xml:space="preserve"> Elsevier 规定写作中使用了生成式 AI 必须声明，已按其标准句式写入正文和 Title Page。</w:t>
       </w:r>
     </w:p>
     <w:p>
@@ -1422,7 +1439,7 @@
     <w:qFormat/>
     <w:rsid w:val="00FC693F"/>
     <w:rPr>
-      <w:rFonts w:ascii="DengXian" w:hAnsi="DengXian"/>
+      <w:rFonts w:ascii="DengXian" w:hAnsi="DengXian" w:eastAsia="DengXian"/>
       <w:sz w:val="21"/>
     </w:rPr>
   </w:style>
@@ -1485,11 +1502,12 @@
       <w:outlineLvl w:val="0"/>
     </w:pPr>
     <w:rPr>
-      <w:rFonts w:asciiTheme="majorHAnsi" w:eastAsiaTheme="majorEastAsia" w:hAnsiTheme="majorHAnsi" w:cstheme="majorBidi"/>
+      <w:rFonts w:ascii="DengXian" w:hAnsi="DengXian" w:eastAsia="DengXian" w:cs="DengXian"/>
       <w:b/>
       <w:bCs/>
-      <w:color w:val="365F91" w:themeColor="accent1" w:themeShade="BF"/>
-      <w:sz w:val="28"/>
+      <w:i w:val="0"/>
+      <w:color w:val="000000"/>
+      <w:sz w:val="26"/>
       <w:szCs w:val="28"/>
     </w:rPr>
   </w:style>
@@ -1509,11 +1527,12 @@
       <w:outlineLvl w:val="1"/>
     </w:pPr>
     <w:rPr>
-      <w:rFonts w:asciiTheme="majorHAnsi" w:eastAsiaTheme="majorEastAsia" w:hAnsiTheme="majorHAnsi" w:cstheme="majorBidi"/>
+      <w:rFonts w:ascii="DengXian" w:hAnsi="DengXian" w:eastAsia="DengXian" w:cs="DengXian"/>
       <w:b/>
       <w:bCs/>
-      <w:color w:val="4F81BD" w:themeColor="accent1"/>
-      <w:sz w:val="26"/>
+      <w:i/>
+      <w:color w:val="000000"/>
+      <w:sz w:val="24"/>
       <w:szCs w:val="26"/>
     </w:rPr>
   </w:style>
@@ -1767,18 +1786,17 @@
     <w:qFormat/>
     <w:rsid w:val="00FC693F"/>
     <w:pPr>
-      <w:pBdr>
-        <w:bottom w:val="single" w:sz="8" w:space="4" w:color="4F81BD" w:themeColor="accent1"/>
-      </w:pBdr>
       <w:spacing w:after="300" w:line="240" w:lineRule="auto"/>
       <w:contextualSpacing/>
     </w:pPr>
     <w:rPr>
-      <w:rFonts w:asciiTheme="majorHAnsi" w:eastAsiaTheme="majorEastAsia" w:hAnsiTheme="majorHAnsi" w:cstheme="majorBidi"/>
-      <w:color w:val="17365D" w:themeColor="text2" w:themeShade="BF"/>
+      <w:rFonts w:ascii="DengXian" w:hAnsi="DengXian" w:eastAsia="DengXian" w:cs="DengXian"/>
+      <w:b/>
+      <w:i w:val="0"/>
+      <w:color w:val="000000"/>
       <w:spacing w:val="5"/>
       <w:kern w:val="28"/>
-      <w:sz w:val="52"/>
+      <w:sz w:val="32"/>
       <w:szCs w:val="52"/>
     </w:rPr>
   </w:style>

--- a/JACR_投稿操作单.docx
+++ b/JACR_投稿操作单.docx
@@ -41,7 +41,329 @@
         <w:pStyle w:val="Heading1"/>
       </w:pPr>
       <w:r>
-        <w:t>一、相对 Insights into Imaging 版改了什么</w:t>
+        <w:t>一、对照 JACR 作者须知逐条核对</w:t>
+      </w:r>
+    </w:p>
+    <w:p>
+      <w:pPr>
+        <w:spacing w:after="160"/>
+      </w:pPr>
+      <w:r>
+        <w:t>依据：你提供的 JACR Guide for Authors（ScienceDirect 页面，2026 年 10 月 8 日打印版，共 6 页）。</w:t>
+      </w:r>
+    </w:p>
+    <w:p>
+      <w:pPr>
+        <w:spacing w:after="160"/>
+      </w:pPr>
+      <w:r>
+        <w:rPr>
+          <w:b/>
+        </w:rPr>
+        <w:t>期刊范围（第 1 页）</w:t>
+      </w:r>
+      <w:r>
+        <w:t>：JACR 收五个领域的稿件。本文属于 "clinical practice management"（常规影像报告的内容与质量），投稿信已明确写出这一点。JACR 不收临床综述、书评和病例报告，本文三者都不是。✓</w:t>
+      </w:r>
+    </w:p>
+    <w:p>
+      <w:pPr>
+        <w:spacing w:after="160"/>
+      </w:pPr>
+      <w:r>
+        <w:rPr>
+          <w:b/>
+        </w:rPr>
+        <w:t>初投文件（第 1 页 Initial Submission Checklist）</w:t>
+      </w:r>
+      <w:r>
+        <w:t>：Title Page、Declaration Statement、Manuscript 三项。正文须隐去作者和单位信息。✓</w:t>
+      </w:r>
+    </w:p>
+    <w:p>
+      <w:pPr>
+        <w:spacing w:after="160"/>
+      </w:pPr>
+      <w:r>
+        <w:rPr>
+          <w:b/>
+        </w:rPr>
+        <w:t>生成式 AI（第 2 页）</w:t>
+      </w:r>
+      <w:r>
+        <w:t>：参考文献前须有固定标题和固定句式的声明。已按原文模板写入，标题为 "Declaration of generative AI and AI-assisted technologies in the writing process"。注意：须知还规定 AI 只能用于改进语言和可读性，本文的声明如实写了协助起草和编写分析代码（见第六节）。</w:t>
+      </w:r>
+    </w:p>
+    <w:p>
+      <w:pPr>
+        <w:spacing w:after="160"/>
+      </w:pPr>
+      <w:r>
+        <w:rPr>
+          <w:b/>
+        </w:rPr>
+        <w:t>Original Article（第 2 页）</w:t>
+      </w:r>
+      <w:r>
+        <w:t>：</w:t>
+      </w:r>
+    </w:p>
+    <w:p>
+      <w:pPr>
+        <w:spacing w:after="160"/>
+      </w:pPr>
+      <w:r>
+        <w:t>• 正文少于 3,000 词（不含参考文献）：2,990 词 ✓</w:t>
+      </w:r>
+    </w:p>
+    <w:p>
+      <w:pPr>
+        <w:spacing w:after="160"/>
+      </w:pPr>
+      <w:r>
+        <w:t>• 图表合计不超过 7 个：4 表 + 3 图 = 7 ✓</w:t>
+      </w:r>
+    </w:p>
+    <w:p>
+      <w:pPr>
+        <w:spacing w:after="160"/>
+      </w:pPr>
+      <w:r>
+        <w:t>• 原创研究须有正式的 Limitations 部分 ✓</w:t>
+      </w:r>
+    </w:p>
+    <w:p>
+      <w:pPr>
+        <w:spacing w:after="160"/>
+      </w:pPr>
+      <w:r>
+        <w:t>• 观察性研究按 STROBE 报告：附 STROBE 清单 ✓</w:t>
+      </w:r>
+    </w:p>
+    <w:p>
+      <w:pPr>
+        <w:spacing w:after="160"/>
+      </w:pPr>
+      <w:r>
+        <w:t>• 修回时须交 Summary Sentence（少于 35 词）和 3–6 条 Take Home Points：现在已经写好 ✓</w:t>
+      </w:r>
+    </w:p>
+    <w:p>
+      <w:pPr>
+        <w:spacing w:after="160"/>
+      </w:pPr>
+      <w:r>
+        <w:rPr>
+          <w:b/>
+        </w:rPr>
+        <w:t>Title Page（第 4–5 页）</w:t>
+      </w:r>
+      <w:r>
+        <w:t>：</w:t>
+      </w:r>
+    </w:p>
+    <w:p>
+      <w:pPr>
+        <w:spacing w:after="160"/>
+      </w:pPr>
+      <w:r>
+        <w:t>• 标题不超过 129 字符，不得用问句：121 字符 ✓</w:t>
+      </w:r>
+    </w:p>
+    <w:p>
+      <w:pPr>
+        <w:spacing w:after="160"/>
+      </w:pPr>
+      <w:r>
+        <w:t>• 通讯作者的单位、邮寄地址、邮箱、电话；全体作者及单位（含城市和省）✓</w:t>
+      </w:r>
+    </w:p>
+    <w:p>
+      <w:pPr>
+        <w:spacing w:after="160"/>
+      </w:pPr>
+      <w:r>
+        <w:t>• 按 ICMJE 各项活动列出每位作者的贡献 ✓（已按 ICMJE 分项重写）</w:t>
+      </w:r>
+    </w:p>
+    <w:p>
+      <w:pPr>
+        <w:spacing w:after="160"/>
+      </w:pPr>
+      <w:r>
+        <w:t>• 原创论文作者不超过 7 位：7 位 ✓</w:t>
+      </w:r>
+    </w:p>
+    <w:p>
+      <w:pPr>
+        <w:spacing w:after="160"/>
+      </w:pPr>
+      <w:r>
+        <w:t>• 列出每位作者的领导职务 ✓（Jun Yang，普外科主任；其余无）</w:t>
+      </w:r>
+    </w:p>
+    <w:p>
+      <w:pPr>
+        <w:spacing w:after="160"/>
+      </w:pPr>
+      <w:r>
+        <w:t>• 原创论文必须写入 Data Statement 固定句 ✓（逐字照抄须知原文）</w:t>
+      </w:r>
+    </w:p>
+    <w:p>
+      <w:pPr>
+        <w:spacing w:after="160"/>
+      </w:pPr>
+      <w:r>
+        <w:t>• 写明资助来源 ✓（无资助）</w:t>
+      </w:r>
+    </w:p>
+    <w:p>
+      <w:pPr>
+        <w:spacing w:after="160"/>
+      </w:pPr>
+      <w:r>
+        <w:t>• 利益冲突声明不得写在 Title Page 上，须用 Elsevier Declarations tool 生成并单独上传 ✓（已从 Title Page 删除）</w:t>
+      </w:r>
+    </w:p>
+    <w:p>
+      <w:pPr>
+        <w:spacing w:after="160"/>
+      </w:pPr>
+      <w:r>
+        <w:rPr>
+          <w:b/>
+        </w:rPr>
+        <w:t>Main Manuscript（第 5 页）</w:t>
+      </w:r>
+      <w:r>
+        <w:t>：</w:t>
+      </w:r>
+    </w:p>
+    <w:p>
+      <w:pPr>
+        <w:spacing w:after="160"/>
+      </w:pPr>
+      <w:r>
+        <w:t>• 摘要不超过 250 词，按 objective / methods / results / discussion 结构：245 词，段名为 Objective / Methods / Results / Discussion ✓</w:t>
+      </w:r>
+    </w:p>
+    <w:p>
+      <w:pPr>
+        <w:spacing w:after="160"/>
+      </w:pPr>
+      <w:r>
+        <w:t>• 关键词 3–5 个：5 个 ✓</w:t>
+      </w:r>
+    </w:p>
+    <w:p>
+      <w:pPr>
+        <w:spacing w:after="160"/>
+      </w:pPr>
+      <w:r>
+        <w:t>• 摘要中不放引文；未发表结果和个人通信不进参考文献 ✓</w:t>
+      </w:r>
+    </w:p>
+    <w:p>
+      <w:pPr>
+        <w:spacing w:after="160"/>
+      </w:pPr>
+      <w:r>
+        <w:rPr>
+          <w:b/>
+        </w:rPr>
+        <w:t>Figures 与 Tables（第 5 页）</w:t>
+      </w:r>
+      <w:r>
+        <w:t>：</w:t>
+      </w:r>
+    </w:p>
+    <w:p>
+      <w:pPr>
+        <w:spacing w:after="160"/>
+      </w:pPr>
+      <w:r>
+        <w:t>• 图注放在参考文献之后 ✓</w:t>
+      </w:r>
+    </w:p>
+    <w:p>
+      <w:pPr>
+        <w:spacing w:after="160"/>
+      </w:pPr>
+      <w:r>
+        <w:t>• 初投时图和表都要放在正文文件里 ✓（放在正文末尾，每图、每表一页）</w:t>
+      </w:r>
+    </w:p>
+    <w:p>
+      <w:pPr>
+        <w:spacing w:after="160"/>
+      </w:pPr>
+      <w:r>
+        <w:t>• 修回时再单独上传图片文件（TIFF、JPEG 或 EPS，至少 300 dpi）和可编辑表格：已备好 300 dpi TIFF ✓</w:t>
+      </w:r>
+    </w:p>
+    <w:p>
+      <w:pPr>
+        <w:spacing w:after="160"/>
+      </w:pPr>
+      <w:r>
+        <w:rPr>
+          <w:b/>
+        </w:rPr>
+        <w:t>Summary Sentence（第 5 页）</w:t>
+      </w:r>
+      <w:r>
+        <w:t>：最能代表目的或主要结论，逐字取自正文，不超过 35 词或 250 字符：32 词、241 字符 ✓</w:t>
+      </w:r>
+    </w:p>
+    <w:p>
+      <w:pPr>
+        <w:spacing w:after="160"/>
+      </w:pPr>
+      <w:r>
+        <w:rPr>
+          <w:b/>
+        </w:rPr>
+        <w:t>Take Home Points（第 5 页）</w:t>
+      </w:r>
+      <w:r>
+        <w:t>：3–6 条要点，代替讨论末尾的结论段：4 条 ✓</w:t>
+      </w:r>
+    </w:p>
+    <w:p>
+      <w:pPr>
+        <w:spacing w:after="160"/>
+      </w:pPr>
+      <w:r>
+        <w:rPr>
+          <w:b/>
+        </w:rPr>
+        <w:t>既往发表与预印本（第 5 页）</w:t>
+      </w:r>
+      <w:r>
+        <w:t>：本文未以任何形式发表过，也没有预印本 ✓</w:t>
+      </w:r>
+    </w:p>
+    <w:p>
+      <w:pPr>
+        <w:spacing w:after="160"/>
+      </w:pPr>
+      <w:r>
+        <w:rPr>
+          <w:b/>
+        </w:rPr>
+        <w:t>唯一没能核对的一项</w:t>
+      </w:r>
+      <w:r>
+        <w:t>：第 2 页 "guidelines for avoiding common statistical mistakes" 是一个链接，打印版里看不到内容，我也没有检索到原文。投稿前如果方便，请点开看一眼。</w:t>
+      </w:r>
+    </w:p>
+    <w:p>
+      <w:pPr>
+        <w:pStyle w:val="Heading1"/>
+      </w:pPr>
+      <w:r>
+        <w:t>二、相对 Insights into Imaging 版改了什么</w:t>
       </w:r>
     </w:p>
     <w:p>
@@ -55,18 +377,7 @@
         <w:t>科学内容一个数字都没改。</w:t>
       </w:r>
       <w:r>
-        <w:t xml:space="preserve"> IiI 是因"不在期刊关注范围"直接退稿，没有任何针对方法或数据的意见。四张表逐格比对过，除拼写外完全一致；FigS1 重新生成后与原图逐像素相同。</w:t>
-      </w:r>
-    </w:p>
-    <w:p>
-      <w:pPr>
-        <w:spacing w:after="160"/>
-      </w:pPr>
-      <w:r>
-        <w:rPr>
-          <w:b/>
-        </w:rPr>
-        <w:t>按 JACR 要求改的格式：</w:t>
+        <w:t xml:space="preserve"> IiI 是因"不在期刊关注范围"直接退稿，没有任何针对方法或数据的意见。四张表逐格比对过，除拼写外完全一致；图重新生成后与原图逐像素相同。</w:t>
       </w:r>
     </w:p>
     <w:p>
@@ -83,7 +394,7 @@
         <w:t>标题</w:t>
       </w:r>
       <w:r>
-        <w:t>改为 Title Case，并压到 121 个字符（JACR 上限 129，且不得用问句）。</w:t>
+        <w:t>改为 Title Case，121 个字符。</w:t>
       </w:r>
     </w:p>
     <w:p>
@@ -100,7 +411,7 @@
         <w:t>摘要</w:t>
       </w:r>
       <w:r>
-        <w:t>段名改为 Objective / Methods / Results / Conclusion，共 245 词（上限 250），摘要内无引文。</w:t>
+        <w:t>段名改为 Objective / Methods / Results / Discussion（JACR 须知原文的四段名），共 245 词。</w:t>
       </w:r>
     </w:p>
     <w:p>
@@ -117,7 +428,7 @@
         <w:t>删去 IiI 专属内容</w:t>
       </w:r>
       <w:r>
-        <w:t>：Key Points、Critical relevance statement、图文摘要（Graphical Abstract）和缩略语表。</w:t>
+        <w:t>：Key Points、Critical relevance statement、图文摘要和缩略语表。</w:t>
       </w:r>
     </w:p>
     <w:p>
@@ -131,10 +442,7 @@
         <w:rPr>
           <w:b/>
         </w:rPr>
-        <w:t>结论段换成 Take-Home Points</w:t>
-      </w:r>
-      <w:r>
-        <w:t>：JACR 原创论文用 3–6 条要点代替讨论末尾的结论段，现为 4 条。</w:t>
+        <w:t>结论段换成 4 条 Take-Home Points。</w:t>
       </w:r>
     </w:p>
     <w:p>
@@ -143,23 +451,6 @@
       </w:pPr>
       <w:r>
         <w:t xml:space="preserve">5. </w:t>
-      </w:r>
-      <w:r>
-        <w:rPr>
-          <w:b/>
-        </w:rPr>
-        <w:t>Limitations</w:t>
-      </w:r>
-      <w:r>
-        <w:t xml:space="preserve"> 保留为讨论下的独立小节（JACR 要求原创研究必须有）。</w:t>
-      </w:r>
-    </w:p>
-    <w:p>
-      <w:pPr>
-        <w:spacing w:after="160"/>
-      </w:pPr>
-      <w:r>
-        <w:t xml:space="preserve">6. </w:t>
       </w:r>
       <w:r>
         <w:rPr>
@@ -168,7 +459,7 @@
         <w:t>全文改为美式拼写</w:t>
       </w:r>
       <w:r>
-        <w:t>：paediatric→pediatric、centre→center、randomised→randomized 等。图 3 里的 "Caecal" 也改成 "Cecal"，并已重新出图；面板字母改为大写 A/B。</w:t>
+        <w:t>，图 3 的 "Caecal" 改为 "Cecal" 并重新出图，面板字母改为大写 A/B。</w:t>
       </w:r>
     </w:p>
     <w:p>
@@ -176,7 +467,7 @@
         <w:spacing w:after="160"/>
       </w:pPr>
       <w:r>
-        <w:t xml:space="preserve">7. </w:t>
+        <w:t xml:space="preserve">6. </w:t>
       </w:r>
       <w:r>
         <w:rPr>
@@ -185,16 +476,7 @@
         <w:t>参考文献改为 AMA 格式</w:t>
       </w:r>
       <w:r>
-        <w:t xml:space="preserve">（JACR 遵循 AMA Manual of Style）：作者. 题目. </w:t>
-      </w:r>
-      <w:r>
-        <w:rPr>
-          <w:i/>
-        </w:rPr>
-        <w:t>期刊</w:t>
-      </w:r>
-      <w:r>
-        <w:t>. 年;卷:页码. doi:。正文图号写作 "Figure 1"。</w:t>
+        <w:t>，作者 6 位及以下的条目已补全全部作者。</w:t>
       </w:r>
     </w:p>
     <w:p>
@@ -202,7 +484,7 @@
         <w:spacing w:after="160"/>
       </w:pPr>
       <w:r>
-        <w:t xml:space="preserve">8. </w:t>
+        <w:t xml:space="preserve">7. </w:t>
       </w:r>
       <w:r>
         <w:rPr>
@@ -219,7 +501,7 @@
         <w:spacing w:after="160"/>
       </w:pPr>
       <w:r>
-        <w:t xml:space="preserve">9. </w:t>
+        <w:t xml:space="preserve">8. </w:t>
       </w:r>
       <w:r>
         <w:rPr>
@@ -228,7 +510,7 @@
         <w:t>作者减到 7 位</w:t>
       </w:r>
       <w:r>
-        <w:t>：Guanghua Zhang、Hongxi Guo、Haibin Wang 移到致谢（Acknowledgments），贡献声明同步改为 "JS, FP, KZ and HL acquired the clinical and operative data"。</w:t>
+        <w:t>，Guanghua Zhang、Hongxi Guo、Haibin Wang 移到致谢（本人已同意）。</w:t>
       </w:r>
     </w:p>
     <w:p>
@@ -236,41 +518,7 @@
         <w:spacing w:after="160"/>
       </w:pPr>
       <w:r>
-        <w:t xml:space="preserve">10. </w:t>
-      </w:r>
-      <w:r>
-        <w:rPr>
-          <w:b/>
-        </w:rPr>
-        <w:t>新增生成式 AI 使用声明</w:t>
-      </w:r>
-      <w:r>
-        <w:t>：Elsevier 要求在正文参考文献前单独声明，正文与 Title Page 都已写入（见第五节）。</w:t>
-      </w:r>
-    </w:p>
-    <w:p>
-      <w:pPr>
-        <w:spacing w:after="160"/>
-      </w:pPr>
-      <w:r>
-        <w:t xml:space="preserve">11. </w:t>
-      </w:r>
-      <w:r>
-        <w:rPr>
-          <w:b/>
-        </w:rPr>
-        <w:t>正文字数 2,990</w:t>
-      </w:r>
-      <w:r>
-        <w:t>（Introduction 至 Take-Home Points，上限 3,000）。表 4 张 + 图 3 张 = 7，正好达到 JACR "图表合计不超过 7" 的上限，不能再加图表。</w:t>
-      </w:r>
-    </w:p>
-    <w:p>
-      <w:pPr>
-        <w:spacing w:after="160"/>
-      </w:pPr>
-      <w:r>
-        <w:t xml:space="preserve">12. </w:t>
+        <w:t xml:space="preserve">9. </w:t>
       </w:r>
       <w:r>
         <w:rPr>
@@ -279,7 +527,7 @@
         <w:t>讨论第 2 段对文献 [13] 的表述更精确</w:t>
       </w:r>
       <w:r>
-        <w:t>：原写 "93–97%"，现写明 93% 来自原始临床报告、97% 来自盲法复读，且该研究排除了无法诊断和结果不确定的检查。这三点都已与该文摘要核对，也更有力地支撑本文的论点：差距在于检查内容，而不是"研究阅片"和"日常报告"之别。</w:t>
+        <w:t>：写明 93% 来自原始临床报告、97% 来自盲法复读，且该研究排除了无法诊断和结果不确定的检查。</w:t>
       </w:r>
     </w:p>
     <w:p>
@@ -287,35 +535,135 @@
         <w:spacing w:after="160"/>
       </w:pPr>
       <w:r>
-        <w:t xml:space="preserve">13. </w:t>
+        <w:t xml:space="preserve">10. </w:t>
       </w:r>
       <w:r>
         <w:rPr>
           <w:b/>
         </w:rPr>
-        <w:t>排版按投稿审阅惯例调整</w:t>
+        <w:t>排版</w:t>
       </w:r>
       <w:r>
-        <w:t>：正文双倍行距，加连续行号和页码；4 张表移到参考文献之后，每表一页；标题和各级小标题改为黑色 Times New Roman（原来是 Word 默认的蓝色）；另出 3 张 PDF 矢量图。</w:t>
+        <w:t>：正文双倍行距，加连续行号和页码；标题改为黑色 Times New Roman；参考文献后依次为图注、4 张表、3 张图，各占一页。</w:t>
       </w:r>
     </w:p>
     <w:p>
       <w:pPr>
-        <w:pStyle w:val="Heading1"/>
+        <w:spacing w:after="160"/>
       </w:pPr>
       <w:r>
-        <w:t>二、上传文件清单（按此顺序）</w:t>
+        <w:t xml:space="preserve">11. </w:t>
       </w:r>
-    </w:p>
-    <w:p>
-      <w:pPr>
-        <w:spacing w:after="160"/>
-      </w:pPr>
       <w:r>
         <w:rPr>
           <w:b/>
         </w:rPr>
-        <w:t>1. Cover Letter</w:t>
+        <w:t>Title Page 按须知补齐</w:t>
+      </w:r>
+      <w:r>
+        <w:t>：Data Statement、领导职务、按 ICMJE 分项的作者贡献；利益冲突声明改为单独上传。</w:t>
+      </w:r>
+    </w:p>
+    <w:p>
+      <w:pPr>
+        <w:spacing w:after="160"/>
+      </w:pPr>
+      <w:r>
+        <w:t xml:space="preserve">12. </w:t>
+      </w:r>
+      <w:r>
+        <w:rPr>
+          <w:b/>
+        </w:rPr>
+        <w:t>投稿信点明本文属于 JACR 的 "clinical practice management" 领域</w:t>
+      </w:r>
+      <w:r>
+        <w:t>，避免再次因范围问题被退稿。</w:t>
+      </w:r>
+    </w:p>
+    <w:p>
+      <w:pPr>
+        <w:pStyle w:val="Heading1"/>
+      </w:pPr>
+      <w:r>
+        <w:t>三、上传文件清单（初投）</w:t>
+      </w:r>
+    </w:p>
+    <w:p>
+      <w:pPr>
+        <w:spacing w:after="160"/>
+      </w:pPr>
+      <w:r>
+        <w:t>须知列出的初投必交项只有前三项（第 1 页）。后面几项是补充材料，也一并上传。</w:t>
+      </w:r>
+    </w:p>
+    <w:p>
+      <w:pPr>
+        <w:spacing w:after="160"/>
+      </w:pPr>
+      <w:r>
+        <w:rPr>
+          <w:b/>
+        </w:rPr>
+        <w:t>1. Title Page</w:t>
+      </w:r>
+      <w:r>
+        <w:t xml:space="preserve"> —— `JACR_2_TitlePage.docx`</w:t>
+      </w:r>
+    </w:p>
+    <w:p>
+      <w:pPr>
+        <w:spacing w:after="160"/>
+      </w:pPr>
+      <w:r>
+        <w:t>这是唯一含作者身份信息的文件，与正文分开上传。</w:t>
+      </w:r>
+    </w:p>
+    <w:p>
+      <w:pPr>
+        <w:spacing w:after="160"/>
+      </w:pPr>
+      <w:r>
+        <w:rPr>
+          <w:b/>
+        </w:rPr>
+        <w:t>2. Declaration Statement（利益冲突声明）</w:t>
+      </w:r>
+      <w:r>
+        <w:t xml:space="preserve"> —— 通讯作者用 Elsevier Declarations tool 在线生成后上传（见第五节）。</w:t>
+      </w:r>
+    </w:p>
+    <w:p>
+      <w:pPr>
+        <w:spacing w:after="160"/>
+      </w:pPr>
+      <w:r>
+        <w:rPr>
+          <w:b/>
+        </w:rPr>
+        <w:t>3. Manuscript（隐去作者信息的正文）</w:t>
+      </w:r>
+      <w:r>
+        <w:t xml:space="preserve"> —— `JACR_3_Manuscript_masked.docx`</w:t>
+      </w:r>
+    </w:p>
+    <w:p>
+      <w:pPr>
+        <w:spacing w:after="160"/>
+      </w:pPr>
+      <w:r>
+        <w:t>4 张表和 3 张图都在文件末尾。文中无医院名、作者名或伦理批件号。</w:t>
+      </w:r>
+    </w:p>
+    <w:p>
+      <w:pPr>
+        <w:spacing w:after="160"/>
+      </w:pPr>
+      <w:r>
+        <w:rPr>
+          <w:b/>
+        </w:rPr>
+        <w:t>4. Cover Letter</w:t>
       </w:r>
       <w:r>
         <w:t xml:space="preserve"> —— `JACR_1_CoverLetter.docx`</w:t>
@@ -326,103 +674,7 @@
         <w:spacing w:after="160"/>
       </w:pPr>
       <w:r>
-        <w:t>日期填的是 2026 年 10 月 8 日；若实际投稿日不同，改成投稿当天。</w:t>
-      </w:r>
-    </w:p>
-    <w:p>
-      <w:pPr>
-        <w:spacing w:after="160"/>
-      </w:pPr>
-      <w:r>
-        <w:rPr>
-          <w:b/>
-        </w:rPr>
-        <w:t>2. Title Page</w:t>
-      </w:r>
-      <w:r>
-        <w:t xml:space="preserve"> —— `JACR_2_TitlePage.docx`</w:t>
-      </w:r>
-    </w:p>
-    <w:p>
-      <w:pPr>
-        <w:spacing w:after="160"/>
-      </w:pPr>
-      <w:r>
-        <w:t>含 7 位作者、单位、ORCID、通讯作者邮寄地址、伦理批件号、致谢和全部声明。</w:t>
-      </w:r>
-      <w:r>
-        <w:rPr>
-          <w:b/>
-        </w:rPr>
-        <w:t>这是唯一含作者身份信息的文件</w:t>
-      </w:r>
-      <w:r>
-        <w:t>，与正文分开上传。</w:t>
-      </w:r>
-    </w:p>
-    <w:p>
-      <w:pPr>
-        <w:spacing w:after="160"/>
-      </w:pPr>
-      <w:r>
-        <w:rPr>
-          <w:b/>
-        </w:rPr>
-        <w:t>3. Manuscript（masked，隐去作者信息的正文）</w:t>
-      </w:r>
-      <w:r>
-        <w:t xml:space="preserve"> —— `JACR_3_Manuscript_masked.docx`</w:t>
-      </w:r>
-    </w:p>
-    <w:p>
-      <w:pPr>
-        <w:spacing w:after="160"/>
-      </w:pPr>
-      <w:r>
-        <w:t>按投稿审阅惯例排版：双倍行距、连续行号、页码；4 张表放在参考文献之后，每表单独一页；图不内嵌，单独上传。文中无医院名、作者名或伦理批件号。</w:t>
-      </w:r>
-    </w:p>
-    <w:p>
-      <w:pPr>
-        <w:spacing w:after="160"/>
-      </w:pPr>
-      <w:r>
-        <w:rPr>
-          <w:b/>
-        </w:rPr>
-        <w:t>4. Figures（单独上传；优先传 PDF 矢量版）</w:t>
-      </w:r>
-    </w:p>
-    <w:p>
-      <w:pPr>
-        <w:spacing w:after="160"/>
-      </w:pPr>
-      <w:r>
-        <w:t>• `JACR_Figure1.pdf` → Figure 1（研究流程图）</w:t>
-      </w:r>
-    </w:p>
-    <w:p>
-      <w:pPr>
-        <w:spacing w:after="160"/>
-      </w:pPr>
-      <w:r>
-        <w:t>• `JACR_Figure2.pdf` → Figure 2（各模态检出率，分母醒目）</w:t>
-      </w:r>
-    </w:p>
-    <w:p>
-      <w:pPr>
-        <w:spacing w:after="160"/>
-      </w:pPr>
-      <w:r>
-        <w:t>• `JACR_Figure3.pdf` → Figure 3（超声报告内容审计，核心图）</w:t>
-      </w:r>
-    </w:p>
-    <w:p>
-      <w:pPr>
-        <w:spacing w:after="160"/>
-      </w:pPr>
-      <w:r>
-        <w:t>PDF 是矢量图，任意放大都清晰，可满足 Elsevier 对线条图 1000 dpi 的要求。系统若不收 PDF，就传同名的 300 dpi TIFF（`JACR_Figure1.tif` 等）。</w:t>
+        <w:t>须知写的是"需要时提供"，建议提供。日期填的是 2026 年 10 月 8 日，若实际投稿日不同，改成投稿当天。</w:t>
       </w:r>
     </w:p>
     <w:p>
@@ -499,10 +751,10 @@
         <w:rPr>
           <w:b/>
         </w:rPr>
-        <w:t>7. Declaration of Interest statement</w:t>
+        <w:t>图片单独文件初投时不必上传。</w:t>
       </w:r>
       <w:r>
-        <w:t xml:space="preserve"> —— 需要通讯作者用 Elsevier Declarations tool 在线生成后上传（第四节）。</w:t>
+        <w:t xml:space="preserve"> 修回时再传 `JACR_Figure1.tif`、`JACR_Figure2.tif`、`JACR_Figure3.tif`（300 dpi，符合须知"至少 300 dpi、TIFF/JPEG/EPS"的要求）。如果系统在初投时就要求单独上传图片，直接传这三个 TIFF。</w:t>
       </w:r>
     </w:p>
     <w:p>
@@ -510,7 +762,7 @@
         <w:pStyle w:val="Heading1"/>
       </w:pPr>
       <w:r>
-        <w:t>三、表单字段（可直接复制）</w:t>
+        <w:t>四、表单字段（可直接复制）</w:t>
       </w:r>
     </w:p>
     <w:p>
@@ -566,7 +818,7 @@
         <w:t>Abstract</w:t>
       </w:r>
       <w:r>
-        <w:t>：从正文复制 Objective / Methods / Results / Conclusion 四段（含段名），共 245 词。</w:t>
+        <w:t>：从正文复制 Objective / Methods / Results / Discussion 四段（含段名），共 245 词。</w:t>
       </w:r>
       <w:r>
         <w:rPr>
@@ -586,7 +838,7 @@
         <w:t>Keywords</w:t>
       </w:r>
       <w:r>
-        <w:t>（JACR 要求 3–5 个）：Intestinal malrotation; Intestinal volvulus; Infant, Newborn; Ultrasonography; Radiology report</w:t>
+        <w:t>（3–5 个）：Intestinal malrotation; Intestinal volvulus; Infant, Newborn; Ultrasonography; Radiology report</w:t>
       </w:r>
     </w:p>
     <w:p>
@@ -608,7 +860,7 @@
         <w:t>Summary sentence</w:t>
       </w:r>
       <w:r>
-        <w:t>（若系统要求；JACR 要求不超过 35 词，且必须逐字取自正文。这里用的是第 1 条 Take-Home Point，32 词、241 字符）：</w:t>
+        <w:t>（若系统要求；32 词、241 字符，逐字取自正文第 1 条 Take-Home Point）：</w:t>
       </w:r>
     </w:p>
     <w:p>
@@ -630,7 +882,7 @@
         <w:t>Take-Home Points</w:t>
       </w:r>
       <w:r>
-        <w:t>（若系统要求单独填；JACR 写明初投不强制、修回时必交。已写入正文，逐字复制即可）：</w:t>
+        <w:t>（若系统要求单独填；已写入正文，逐字复制即可）：</w:t>
       </w:r>
     </w:p>
     <w:p>
@@ -774,7 +1026,7 @@
         <w:t>Corresponding author</w:t>
       </w:r>
       <w:r>
-        <w:t>：Jun Yang，yjun201602@163.com，+86 186 2713 9911，ORCID 0009-0006-0669-4340</w:t>
+        <w:t>：Jun Yang，100 Hong Kong Road, Jiang'an District, Wuhan 430016，yjun201602@163.com，+86 186 2713 9911，ORCID 0009-0006-0669-4340</w:t>
       </w:r>
     </w:p>
     <w:p>
@@ -785,7 +1037,7 @@
         <w:rPr>
           <w:b/>
         </w:rPr>
-        <w:t>Funding / Ethics / Data availability / Acknowledgments</w:t>
+        <w:t>Funding / Ethics / Data statement / Data availability / Acknowledgments / Leadership roles</w:t>
       </w:r>
       <w:r>
         <w:t>：与 Title Page 逐条一致，直接照抄，不要另写一版。</w:t>
@@ -816,7 +1068,7 @@
         <w:t>开放获取（Open Access）</w:t>
       </w:r>
       <w:r>
-        <w:t>：JACR 是混合模式期刊。选订阅模式（subscription）发表一般不收版面费，选 OA 才收费；金额以系统显示为准。</w:t>
+        <w:t>（须知第 5–6 页）：可选 Gold Open Access（收开放获取费）或 Subscription（订阅模式，不收费）。选择不影响审稿和录用。</w:t>
       </w:r>
     </w:p>
     <w:p>
@@ -838,7 +1090,7 @@
         <w:pStyle w:val="Heading1"/>
       </w:pPr>
       <w:r>
-        <w:t>四、Elsevier Declarations tool（利益冲突声明）</w:t>
+        <w:t>五、Elsevier Declarations tool（利益冲突声明）</w:t>
       </w:r>
     </w:p>
     <w:p>
@@ -846,7 +1098,16 @@
         <w:spacing w:after="160"/>
       </w:pPr>
       <w:r>
-        <w:t>JACR 从 2023 年 6 月起改用 Elsevier Declarations tool 收集利益冲突声明：由通讯作者在线填写，代表全体作者声明，生成文件后作为 "Declaration of Interest Statement" 上传。</w:t>
+        <w:t>须知第 5 页：通讯作者用 Elsevier Declarations tool 生成一份涵盖全体作者的声明，作为单独文件上传，</w:t>
+      </w:r>
+      <w:r>
+        <w:rPr>
+          <w:b/>
+        </w:rPr>
+        <w:t>不要写在 Title Page 上</w:t>
+      </w:r>
+      <w:r>
+        <w:t>。只有用该工具生成的声明才算完整的利益冲突信息。</w:t>
       </w:r>
     </w:p>
     <w:p>
@@ -854,7 +1115,7 @@
         <w:spacing w:after="160"/>
       </w:pPr>
       <w:r>
-        <w:t>本文选 "The authors declare that they have no known competing financial interests or personal relationships that could have appeared to influence the work reported in this paper."（与 Title Page 一致）。</w:t>
+        <w:t>本文选 "The authors declare that they have no known competing financial interests or personal relationships that could have appeared to influence the work reported in this paper."</w:t>
       </w:r>
     </w:p>
     <w:p>
@@ -870,7 +1131,7 @@
         <w:pStyle w:val="Heading1"/>
       </w:pPr>
       <w:r>
-        <w:t>五、需要你决定或确认的事项</w:t>
+        <w:t>六、已确认的事项</w:t>
       </w:r>
     </w:p>
     <w:p>
@@ -895,10 +1156,10 @@
         <w:rPr>
           <w:b/>
         </w:rPr>
-        <w:t>2. 生成式 AI 使用声明（已确认保留）。</w:t>
+        <w:t>2. 生成式 AI 使用声明（如实声明，已确认直接投稿）。</w:t>
       </w:r>
       <w:r>
-        <w:t xml:space="preserve"> Elsevier 规定写作中使用了生成式 AI 必须声明，已按其标准句式写入正文和 Title Page。</w:t>
+        <w:t xml:space="preserve"> JACR 须知规定 AI 只能用于改进语言和可读性。本文的声明如实写明 Claude 协助了起草、语言润色和分析代码编写，已按须知模板写入正文（参考文献之前）和 Title Page。编辑可能据此提出疑问，这是你已知并接受的风险。</w:t>
       </w:r>
     </w:p>
     <w:p>
@@ -909,10 +1170,10 @@
         <w:rPr>
           <w:b/>
         </w:rPr>
-        <w:t>3. 通讯作者邮寄地址（已确认）。</w:t>
+        <w:t>3. 领导职务（已确认）。</w:t>
       </w:r>
       <w:r>
-        <w:t xml:space="preserve"> JACR 要求 Title Page 写通讯作者的完整邮寄地址，已填 "100 Hong Kong Road, Jiang'an District, Wuhan 430016"（香港路 100 号），经你核对无误。</w:t>
+        <w:t xml:space="preserve"> Jun Yang 为普外科主任，其余 6 位无领导职务。</w:t>
       </w:r>
     </w:p>
     <w:p>
@@ -923,18 +1184,24 @@
         <w:rPr>
           <w:b/>
         </w:rPr>
-        <w:t>4. 参考文献作者全名（已补全）。</w:t>
+        <w:t>4. 作者贡献（已确认）。</w:t>
       </w:r>
       <w:r>
-        <w:t xml:space="preserve"> AMA 格式要求：作者 6 位及以下全部列出，超过 6 位列前 3 位加 et al.。我逐条检索了 PubMed 和出版社记录：[4]、[15]、[16] 各 5 位作者，[10]、[19] 各 6 位，已补全；其余标 et al. 的条目都超过 6 位作者，写法正确。本次检索核对的 12 条（[2]–[5]、[10]–[16]、[20]）题目、期刊、年份、卷和页码均与记录一致；[19] 是 STROBE 声明，按其公开的 6 位作者名单补全；其余条目在此前的外部核对中已确认。</w:t>
+        <w:t xml:space="preserve"> 7 位作者都审阅并修改过稿件，已按 ICMJE 分项写入 Title Page。</w:t>
       </w:r>
     </w:p>
     <w:p>
       <w:pPr>
-        <w:pStyle w:val="Heading1"/>
+        <w:spacing w:after="160"/>
       </w:pPr>
       <w:r>
-        <w:t>六、以下 JACR 要求在这里无法打开官网核实，系统里以实际显示为准</w:t>
+        <w:rPr>
+          <w:b/>
+        </w:rPr>
+        <w:t>5. 通讯作者邮寄地址（已确认）。</w:t>
+      </w:r>
+      <w:r>
+        <w:t xml:space="preserve"> 香港路 100 号。</w:t>
       </w:r>
     </w:p>
     <w:p>
@@ -942,15 +1209,21 @@
         <w:spacing w:after="160"/>
       </w:pPr>
       <w:r>
-        <w:t>下面这些要求是检索 JACR 作者须知得到的，期刊官网在这里打不开：</w:t>
+        <w:rPr>
+          <w:b/>
+        </w:rPr>
+        <w:t>6. 参考文献（已核对）。</w:t>
+      </w:r>
+      <w:r>
+        <w:t xml:space="preserve"> 作者 6 位及以下的条目已补全全部作者；本次检索核对的 12 条（[2]–[5]、[10]–[16]、[20]）题目、期刊、年份、卷和页码均与记录一致；[19] 按 STROBE 声明公开的 6 位作者名单补全；其余条目在此前的外部核对中已确认。</w:t>
       </w:r>
     </w:p>
     <w:p>
       <w:pPr>
-        <w:spacing w:after="160"/>
+        <w:pStyle w:val="Heading1"/>
       </w:pPr>
       <w:r>
-        <w:t>• 原创论文正文少于 3,000 词（不含参考文献）</w:t>
+        <w:t>七、修回时要交的（须知第 2 页，现在不用做）</w:t>
       </w:r>
     </w:p>
     <w:p>
@@ -958,15 +1231,15 @@
         <w:spacing w:after="160"/>
       </w:pPr>
       <w:r>
-        <w:t>• 图表合计不超过 7 个</w:t>
+        <w:t>Title Page、Declaration Statement、不隐去作者信息的正文（Unmasked）、可编辑表格、单独的图片文件、Summary Sentence、Take Home Points。除了把正文换成不隐去作者信息的版本，其余都已备好。</w:t>
       </w:r>
     </w:p>
     <w:p>
       <w:pPr>
-        <w:spacing w:after="160"/>
+        <w:pStyle w:val="Heading1"/>
       </w:pPr>
       <w:r>
-        <w:t>• 摘要不超过 250 词，按 objective / methods / results 等结构</w:t>
+        <w:t>八、投稿前最后自检</w:t>
       </w:r>
     </w:p>
     <w:p>
@@ -974,71 +1247,7 @@
         <w:spacing w:after="160"/>
       </w:pPr>
       <w:r>
-        <w:t>• 关键词 3–5 个</w:t>
-      </w:r>
-    </w:p>
-    <w:p>
-      <w:pPr>
-        <w:spacing w:after="160"/>
-      </w:pPr>
-      <w:r>
-        <w:t>• 标题不超过 129 字符，不得用问句</w:t>
-      </w:r>
-    </w:p>
-    <w:p>
-      <w:pPr>
-        <w:spacing w:after="160"/>
-      </w:pPr>
-      <w:r>
-        <w:t>• 原创论文作者不超过 7 位</w:t>
-      </w:r>
-    </w:p>
-    <w:p>
-      <w:pPr>
-        <w:spacing w:after="160"/>
-      </w:pPr>
-      <w:r>
-        <w:t>• 必须有正式的 Limitations 部分</w:t>
-      </w:r>
-    </w:p>
-    <w:p>
-      <w:pPr>
-        <w:spacing w:after="160"/>
-      </w:pPr>
-      <w:r>
-        <w:t>• 修回时须提交 summary sentence（不超过 35 词）和 3–6 条 Take-Home Points</w:t>
-      </w:r>
-    </w:p>
-    <w:p>
-      <w:pPr>
-        <w:spacing w:after="160"/>
-      </w:pPr>
-      <w:r>
-        <w:t>• 初投提交隐去作者信息的正文（修回版的文件清单写的是 "Main Manuscript File (Unmasked)"，由此推断初投为盲审）</w:t>
-      </w:r>
-    </w:p>
-    <w:p>
-      <w:pPr>
-        <w:spacing w:after="160"/>
-      </w:pPr>
-      <w:r>
-        <w:t>投稿时如果系统要求与上面不同，以系统为准，把截图发我即可。</w:t>
-      </w:r>
-    </w:p>
-    <w:p>
-      <w:pPr>
-        <w:pStyle w:val="Heading1"/>
-      </w:pPr>
-      <w:r>
-        <w:t>七、投稿前最后自检</w:t>
-      </w:r>
-    </w:p>
-    <w:p>
-      <w:pPr>
-        <w:spacing w:after="160"/>
-      </w:pPr>
-      <w:r>
-        <w:t>1. 盲审正文中无 "Wuhan"、"Yang"、"Shu"、"Bian" 等身份信息；全部 docx 的文档属性（作者、上次保存者）已清空。</w:t>
+        <w:t>1. 隐去作者信息的正文中无 "Wuhan"、"Yang"、"Shu"、"Bian" 等身份信息；全部 docx 的文档属性（作者、上次保存者）已清空。</w:t>
       </w:r>
     </w:p>
     <w:p>

--- a/JACR_投稿操作单.docx
+++ b/JACR_投稿操作单.docx
@@ -113,7 +113,7 @@
         <w:spacing w:after="160"/>
       </w:pPr>
       <w:r>
-        <w:t>• 正文少于 3,000 词（不含参考文献）：2,990 词 ✓</w:t>
+        <w:t>• 正文少于 3,000 词（不含参考文献）：2,989 词 ✓</w:t>
       </w:r>
     </w:p>
     <w:p>
@@ -245,7 +245,7 @@
         <w:spacing w:after="160"/>
       </w:pPr>
       <w:r>
-        <w:t>• 摘要不超过 250 词，按 objective / methods / results / discussion 结构：245 词，段名为 Objective / Methods / Results / Discussion ✓</w:t>
+        <w:t>• 摘要不超过 250 词，按 objective / methods / results / discussion 结构：249 词，段名为 Objective / Methods / Results / Discussion ✓</w:t>
       </w:r>
     </w:p>
     <w:p>
@@ -411,7 +411,7 @@
         <w:t>摘要</w:t>
       </w:r>
       <w:r>
-        <w:t>段名改为 Objective / Methods / Results / Discussion（JACR 须知原文的四段名），共 245 词。</w:t>
+        <w:t>段名改为 Objective / Methods / Results / Discussion（JACR 须知原文的四段名），共 249 词。</w:t>
       </w:r>
     </w:p>
     <w:p>
@@ -818,7 +818,7 @@
         <w:t>Abstract</w:t>
       </w:r>
       <w:r>
-        <w:t>：从正文复制 Objective / Methods / Results / Discussion 四段（含段名），共 245 词。</w:t>
+        <w:t>：从正文复制 Objective / Methods / Results / Discussion 四段（含段名），共 249 词。</w:t>
       </w:r>
       <w:r>
         <w:rPr>
@@ -868,7 +868,7 @@
         <w:spacing w:after="160"/>
       </w:pPr>
       <w:r>
-        <w:t>Routine ultrasound reports for children with surgically confirmed malrotation documented the duodenal landmarks underpinning published accuracy in 2.5% of examinations and reported the diagnosis almost only when a whirlpool sign was present.</w:t>
+        <w:t>Routine ultrasound reports for children with surgically confirmed malrotation documented the duodenal landmarks underpinning published accuracy in 2.6% of examinations and reported the diagnosis almost only when a whirlpool sign was present.</w:t>
       </w:r>
     </w:p>
     <w:p>
@@ -890,7 +890,7 @@
         <w:spacing w:after="160"/>
       </w:pPr>
       <w:r>
-        <w:t>• Routine ultrasound reports for children with surgically confirmed malrotation documented the duodenal landmarks underpinning published accuracy in 2.5% of examinations and reported the diagnosis almost only when a whirlpool sign was present.</w:t>
+        <w:t>• Routine ultrasound reports for children with surgically confirmed malrotation documented the duodenal landmarks underpinning published accuracy in 2.6% of examinations and reported the diagnosis almost only when a whirlpool sign was present.</w:t>
       </w:r>
     </w:p>
     <w:p>
@@ -898,7 +898,7 @@
         <w:spacing w:after="160"/>
       </w:pPr>
       <w:r>
-        <w:t>• In practice, routine ultrasound served as a test for volvulus rather than for malrotation: a whirlpool sign was recorded in only 58 of 113 children in whom operation confirmed volvulus.</w:t>
+        <w:t>• In practice, routine ultrasound served as a test for volvulus rather than for malrotation: a whirlpool sign was recorded in only 59 of 112 children in whom operation confirmed volvulus.</w:t>
       </w:r>
     </w:p>
     <w:p>
@@ -1255,7 +1255,7 @@
         <w:spacing w:after="160"/>
       </w:pPr>
       <w:r>
-        <w:t>2. 标题 121 字符；摘要 245 词；正文 2,990 词；图表 7 个；作者 7 位。</w:t>
+        <w:t>2. 标题 121 字符；摘要 249 词；正文 2,989 词；图表 7 个；作者 7 位。</w:t>
       </w:r>
     </w:p>
     <w:p>

--- a/JACR_投稿操作单.docx
+++ b/JACR_投稿操作单.docx
@@ -113,7 +113,7 @@
         <w:spacing w:after="160"/>
       </w:pPr>
       <w:r>
-        <w:t>• 正文少于 3,000 词（不含参考文献）：2,989 词 ✓</w:t>
+        <w:t>• 正文少于 3,000 词（不含参考文献）：2,996 词 ✓</w:t>
       </w:r>
     </w:p>
     <w:p>
@@ -1255,7 +1255,7 @@
         <w:spacing w:after="160"/>
       </w:pPr>
       <w:r>
-        <w:t>2. 标题 121 字符；摘要 249 词；正文 2,989 词；图表 7 个；作者 7 位。</w:t>
+        <w:t>2. 标题 121 字符；摘要 249 词；正文 2,996 词；图表 7 个；作者 7 位。</w:t>
       </w:r>
     </w:p>
     <w:p>

--- a/JACR_投稿操作单.docx
+++ b/JACR_投稿操作单.docx
@@ -113,7 +113,7 @@
         <w:spacing w:after="160"/>
       </w:pPr>
       <w:r>
-        <w:t>• 正文少于 3,000 词（不含参考文献）：2,996 词 ✓</w:t>
+        <w:t>• 正文少于 3,000 词（不含参考文献）：2,959 词 ✓</w:t>
       </w:r>
     </w:p>
     <w:p>
@@ -245,7 +245,7 @@
         <w:spacing w:after="160"/>
       </w:pPr>
       <w:r>
-        <w:t>• 摘要不超过 250 词，按 objective / methods / results / discussion 结构：249 词，段名为 Objective / Methods / Results / Discussion ✓</w:t>
+        <w:t>• 摘要不超过 250 词，按 objective / methods / results / discussion 结构：245 词，段名为 Objective / Methods / Results / Discussion ✓</w:t>
       </w:r>
     </w:p>
     <w:p>
@@ -313,7 +313,7 @@
         <w:t>Summary Sentence（第 5 页）</w:t>
       </w:r>
       <w:r>
-        <w:t>：最能代表目的或主要结论，逐字取自正文，不超过 35 词或 250 字符：32 词、241 字符 ✓</w:t>
+        <w:t>：最能代表目的或主要结论，逐字取自正文，不超过 35 词或 250 字符：33 词、240 字符 ✓</w:t>
       </w:r>
     </w:p>
     <w:p>
@@ -411,7 +411,7 @@
         <w:t>摘要</w:t>
       </w:r>
       <w:r>
-        <w:t>段名改为 Objective / Methods / Results / Discussion（JACR 须知原文的四段名），共 249 词。</w:t>
+        <w:t>段名改为 Objective / Methods / Results / Discussion（JACR 须知原文的四段名），共 245 词。</w:t>
       </w:r>
     </w:p>
     <w:p>
@@ -818,7 +818,7 @@
         <w:t>Abstract</w:t>
       </w:r>
       <w:r>
-        <w:t>：从正文复制 Objective / Methods / Results / Discussion 四段（含段名），共 249 词。</w:t>
+        <w:t>：从正文复制 Objective / Methods / Results / Discussion 四段（含段名），共 245 词。</w:t>
       </w:r>
       <w:r>
         <w:rPr>
@@ -860,7 +860,7 @@
         <w:t>Summary sentence</w:t>
       </w:r>
       <w:r>
-        <w:t>（若系统要求；32 词、241 字符，逐字取自正文第 1 条 Take-Home Point）：</w:t>
+        <w:t>（若系统要求；33 词、240 字符，逐字取自正文第 1 条 Take-Home Point）：</w:t>
       </w:r>
     </w:p>
     <w:p>
@@ -868,7 +868,7 @@
         <w:spacing w:after="160"/>
       </w:pPr>
       <w:r>
-        <w:t>Routine ultrasound reports for children with surgically confirmed malrotation documented the duodenal landmarks underpinning published accuracy in 2.6% of examinations and reported the diagnosis almost only when a whirlpool sign was present.</w:t>
+        <w:t>Routine ultrasound reports for children with surgically confirmed malrotation documented the duodenal landmarks emphasized by published series in 2.6% of examinations and reported the diagnosis almost only when a whirlpool sign was present.</w:t>
       </w:r>
     </w:p>
     <w:p>
@@ -890,7 +890,7 @@
         <w:spacing w:after="160"/>
       </w:pPr>
       <w:r>
-        <w:t>• Routine ultrasound reports for children with surgically confirmed malrotation documented the duodenal landmarks underpinning published accuracy in 2.6% of examinations and reported the diagnosis almost only when a whirlpool sign was present.</w:t>
+        <w:t>• Routine ultrasound reports for children with surgically confirmed malrotation documented the duodenal landmarks emphasized by published series in 2.6% of examinations and reported the diagnosis almost only when a whirlpool sign was present.</w:t>
       </w:r>
     </w:p>
     <w:p>
@@ -898,7 +898,7 @@
         <w:spacing w:after="160"/>
       </w:pPr>
       <w:r>
-        <w:t>• In practice, routine ultrasound served as a test for volvulus rather than for malrotation: a whirlpool sign was recorded in only 59 of 112 children in whom operation confirmed volvulus.</w:t>
+        <w:t>• A positive routine ultrasound report rested almost entirely on the whirlpool sign, a sign of volvulus, which was recorded in only 59 of 112 children with operatively confirmed volvulus.</w:t>
       </w:r>
     </w:p>
     <w:p>
@@ -1255,7 +1255,7 @@
         <w:spacing w:after="160"/>
       </w:pPr>
       <w:r>
-        <w:t>2. 标题 121 字符；摘要 249 词；正文 2,996 词；图表 7 个；作者 7 位。</w:t>
+        <w:t>2. 标题 121 字符；摘要 245 词；正文 2,959 词；图表 7 个；作者 7 位。</w:t>
       </w:r>
     </w:p>
     <w:p>

--- a/JACR_投稿操作单.docx
+++ b/JACR_投稿操作单.docx
@@ -113,7 +113,7 @@
         <w:spacing w:after="160"/>
       </w:pPr>
       <w:r>
-        <w:t>• 正文少于 3,000 词（不含参考文献）：2,959 词 ✓</w:t>
+        <w:t>• 正文少于 3,000 词（不含参考文献）：2,979 词 ✓</w:t>
       </w:r>
     </w:p>
     <w:p>
@@ -245,7 +245,7 @@
         <w:spacing w:after="160"/>
       </w:pPr>
       <w:r>
-        <w:t>• 摘要不超过 250 词，按 objective / methods / results / discussion 结构：245 词，段名为 Objective / Methods / Results / Discussion ✓</w:t>
+        <w:t>• 摘要不超过 250 词，按 objective / methods / results / discussion 结构：248 词，段名为 Objective / Methods / Results / Discussion ✓</w:t>
       </w:r>
     </w:p>
     <w:p>
@@ -411,7 +411,7 @@
         <w:t>摘要</w:t>
       </w:r>
       <w:r>
-        <w:t>段名改为 Objective / Methods / Results / Discussion（JACR 须知原文的四段名），共 245 词。</w:t>
+        <w:t>段名改为 Objective / Methods / Results / Discussion（JACR 须知原文的四段名），共 248 词。</w:t>
       </w:r>
     </w:p>
     <w:p>
@@ -818,7 +818,7 @@
         <w:t>Abstract</w:t>
       </w:r>
       <w:r>
-        <w:t>：从正文复制 Objective / Methods / Results / Discussion 四段（含段名），共 245 词。</w:t>
+        <w:t>：从正文复制 Objective / Methods / Results / Discussion 四段（含段名），共 248 词。</w:t>
       </w:r>
       <w:r>
         <w:rPr>
@@ -1215,7 +1215,7 @@
         <w:t>6. 参考文献（已核对）。</w:t>
       </w:r>
       <w:r>
-        <w:t xml:space="preserve"> 作者 6 位及以下的条目已补全全部作者；本次检索核对的 12 条（[2]–[5]、[10]–[16]、[20]）题目、期刊、年份、卷和页码均与记录一致；[19] 按 STROBE 声明公开的 6 位作者名单补全；其余条目在此前的外部核对中已确认。</w:t>
+        <w:t xml:space="preserve"> 作者 6 位及以下的条目已补全全部作者；本次检索核对的 12 条（[2]–[5]、[10]–[16]、[20]）题目、期刊、年份、卷和页码均与记录一致；[19] 按 STROBE 声明公开的 6 位作者名单补全；其余条目在此前的外部核对中已确认。[25] El-Ali 等（Pediatr Radiol 2025;55:925-935）为 2026-10-09 新增，作者、期刊、卷页和文中引用的 25.7% 已经检索核对。</w:t>
       </w:r>
     </w:p>
     <w:p>
@@ -1255,7 +1255,7 @@
         <w:spacing w:after="160"/>
       </w:pPr>
       <w:r>
-        <w:t>2. 标题 121 字符；摘要 245 词；正文 2,959 词；图表 7 个；作者 7 位。</w:t>
+        <w:t>2. 标题 121 字符；摘要 248 词；正文 2,979 词；图表 7 个；作者 7 位。</w:t>
       </w:r>
     </w:p>
     <w:p>

--- a/JACR_投稿操作单.docx
+++ b/JACR_投稿操作单.docx
@@ -113,7 +113,7 @@
         <w:spacing w:after="160"/>
       </w:pPr>
       <w:r>
-        <w:t>• 正文少于 3,000 词（不含参考文献）：2,979 词 ✓</w:t>
+        <w:t>• 正文少于 3,000 词（不含参考文献）：2,977 词 ✓</w:t>
       </w:r>
     </w:p>
     <w:p>
@@ -1255,7 +1255,7 @@
         <w:spacing w:after="160"/>
       </w:pPr>
       <w:r>
-        <w:t>2. 标题 121 字符；摘要 248 词；正文 2,979 词；图表 7 个；作者 7 位。</w:t>
+        <w:t>2. 标题 121 字符；摘要 248 词；正文 2,977 词；图表 7 个；作者 7 位。</w:t>
       </w:r>
     </w:p>
     <w:p>

--- a/JACR_投稿操作单.docx
+++ b/JACR_投稿操作单.docx
@@ -113,7 +113,7 @@
         <w:spacing w:after="160"/>
       </w:pPr>
       <w:r>
-        <w:t>• 正文少于 3,000 词（不含参考文献）：2,977 词 ✓</w:t>
+        <w:t>• 正文少于 3,000 词（不含参考文献）：2,984 词 ✓</w:t>
       </w:r>
     </w:p>
     <w:p>
@@ -1255,7 +1255,7 @@
         <w:spacing w:after="160"/>
       </w:pPr>
       <w:r>
-        <w:t>2. 标题 121 字符；摘要 248 词；正文 2,977 词；图表 7 个；作者 7 位。</w:t>
+        <w:t>2. 标题 121 字符；摘要 248 词；正文 2,984 词；图表 7 个；作者 7 位。</w:t>
       </w:r>
     </w:p>
     <w:p>

--- a/JACR_投稿操作单.docx
+++ b/JACR_投稿操作单.docx
@@ -113,7 +113,7 @@
         <w:spacing w:after="160"/>
       </w:pPr>
       <w:r>
-        <w:t>• 正文少于 3,000 词（不含参考文献）：2,984 词 ✓</w:t>
+        <w:t>• 正文少于 3,000 词（不含参考文献）：2,986 词 ✓</w:t>
       </w:r>
     </w:p>
     <w:p>
@@ -1255,7 +1255,7 @@
         <w:spacing w:after="160"/>
       </w:pPr>
       <w:r>
-        <w:t>2. 标题 121 字符；摘要 248 词；正文 2,984 词；图表 7 个；作者 7 位。</w:t>
+        <w:t>2. 标题 121 字符；摘要 248 词；正文 2,986 词；图表 7 个；作者 7 位。</w:t>
       </w:r>
     </w:p>
     <w:p>

--- a/JACR_投稿操作单.docx
+++ b/JACR_投稿操作单.docx
@@ -63,7 +63,7 @@
         <w:t>期刊范围（第 1 页）</w:t>
       </w:r>
       <w:r>
-        <w:t>：JACR 收五个领域的稿件。本文属于 "clinical practice management"（常规影像报告的内容与质量），投稿信已明确写出这一点。JACR 不收临床综述、书评和病例报告，本文三者都不是。✓</w:t>
+        <w:t>：JACR 收五个领域的稿件。本文属于 "clinical practice management"（常规影像报告的内容与质量），兼及 "data science"（自由文本报告的规则分类）。投稿信已明确写出这一点，并以 2020 版 ACR Appropriateness Criteria（JACR 自己发表的指南）对超声的评级作为切入点；可复用的审计工具放在补充材料 4。JACR 不收临床综述、书评和病例报告，本文三者都不是。✓</w:t>
       </w:r>
     </w:p>
     <w:p>
@@ -113,7 +113,7 @@
         <w:spacing w:after="160"/>
       </w:pPr>
       <w:r>
-        <w:t>• 正文少于 3,000 词（不含参考文献）：2,986 词 ✓</w:t>
+        <w:t>• 正文少于 3,000 词（不含参考文献）：2,989 词 ✓</w:t>
       </w:r>
     </w:p>
     <w:p>
@@ -245,7 +245,7 @@
         <w:spacing w:after="160"/>
       </w:pPr>
       <w:r>
-        <w:t>• 摘要不超过 250 词，按 objective / methods / results / discussion 结构：248 词，段名为 Objective / Methods / Results / Discussion ✓</w:t>
+        <w:t>• 摘要不超过 250 词，按 objective / methods / results / discussion 结构：249 词，段名为 Objective / Methods / Results / Discussion ✓</w:t>
       </w:r>
     </w:p>
     <w:p>
@@ -734,6 +734,14 @@
         <w:spacing w:after="160"/>
       </w:pPr>
       <w:r>
+        <w:t>• `JACR_Supplement_4_minimum_reporting_dataset.docx` —— 超声最小报告数据集（表 S15，附本研究基线）与再审计方法</w:t>
+      </w:r>
+    </w:p>
+    <w:p>
+      <w:pPr>
+        <w:spacing w:after="160"/>
+      </w:pPr>
+      <w:r>
         <w:rPr>
           <w:b/>
         </w:rPr>
@@ -818,7 +826,7 @@
         <w:t>Abstract</w:t>
       </w:r>
       <w:r>
-        <w:t>：从正文复制 Objective / Methods / Results / Discussion 四段（含段名），共 248 词。</w:t>
+        <w:t>：从正文复制 Objective / Methods / Results / Discussion 四段（含段名），共 249 词。</w:t>
       </w:r>
       <w:r>
         <w:rPr>
@@ -914,7 +922,7 @@
         <w:spacing w:after="160"/>
       </w:pPr>
       <w:r>
-        <w:t>• Before assuming that published ultrasound performance applies locally, departments should audit whether their own reports document the duodenal landmarks; a structured report would make the gap auditable.</w:t>
+        <w:t>• Documentation, unlike accuracy, can be audited without a reference standard; the audit criteria are provided as a minimum reporting dataset, with this audit as the baseline for re-audit.</w:t>
       </w:r>
     </w:p>
     <w:p>
@@ -1215,7 +1223,7 @@
         <w:t>6. 参考文献（已核对）。</w:t>
       </w:r>
       <w:r>
-        <w:t xml:space="preserve"> 作者 6 位及以下的条目已补全全部作者；本次检索核对的 12 条（[2]–[5]、[10]–[16]、[20]）题目、期刊、年份、卷和页码均与记录一致；[19] 按 STROBE 声明公开的 6 位作者名单补全；其余条目在此前的外部核对中已确认。[25] El-Ali 等（Pediatr Radiol 2025;55:925-935）为 2026-10-09 新增，作者、期刊、卷页和文中引用的 25.7% 已经检索核对。</w:t>
+        <w:t xml:space="preserve"> 作者 6 位及以下的条目已补全全部作者；本次检索核对的 12 条（[2]–[5]、[10]–[16]、[22]）题目、期刊、年份、卷和页码均与记录一致；[21] 按 STROBE 声明公开的 6 位作者名单补全；其余条目在此前的外部核对中已确认。[27] El-Ali 等（Pediatr Radiol 2025;55:925-935）为 2026-10-09 新增，作者、期刊、卷页和文中引用的 25.7% 已经检索核对。[19] ACR Appropriateness Criteria Vomiting in Infants（J Am Coll Radiol 2020;17(11S):S505-S515，PMID 33153561）和 [20] Keenan、Sewchuran（Surg Pract Sci 2023;14:100183，PMID 39845859）为 2026-10-10 新增，题目、卷页、DOI 和文中引用的评级（出生 2 天后胆汁性呕吐：UGI "usually appropriate"，超声 "may be appropriate"）已经检索核对。（编号为 2026-10-10 新增两条后重排的编号。）</w:t>
       </w:r>
     </w:p>
     <w:p>
@@ -1255,7 +1263,7 @@
         <w:spacing w:after="160"/>
       </w:pPr>
       <w:r>
-        <w:t>2. 标题 121 字符；摘要 248 词；正文 2,986 词；图表 7 个；作者 7 位。</w:t>
+        <w:t>2. 标题 121 字符；摘要 249 词；正文 2,989 词；图表 7 个；作者 7 位。</w:t>
       </w:r>
     </w:p>
     <w:p>

--- a/JACR_投稿操作单.docx
+++ b/JACR_投稿操作单.docx
@@ -113,7 +113,7 @@
         <w:spacing w:after="160"/>
       </w:pPr>
       <w:r>
-        <w:t>• 正文少于 3,000 词（不含参考文献）：2,989 词 ✓</w:t>
+        <w:t>• 正文少于 3,000 词（不含参考文献）：2,995 词 ✓</w:t>
       </w:r>
     </w:p>
     <w:p>
@@ -1195,7 +1195,7 @@
         <w:t>4. 作者贡献（已确认）。</w:t>
       </w:r>
       <w:r>
-        <w:t xml:space="preserve"> 7 位作者都审阅并修改过稿件，已按 ICMJE 分项写入 Title Page。</w:t>
+        <w:t xml:space="preserve"> 7 位作者都审阅并修改过稿件，已按 ICMJE 分项写入 Title Page。2026-10-10 补入复核分工：Haiyan Lei 复核锚定手术（S1），Kai Zheng 复核检查时间（S2），Zhengliang Meng（超声科医师，阅读者甲）与 Jun Shu（小儿外科医师，阅读者乙）独立编码超声报告内容（S3），Jun Yang 盲法复核报告标签。正文和补充材料只写"作者之一"，不出现姓名。</w:t>
       </w:r>
     </w:p>
     <w:p>
@@ -1263,7 +1263,7 @@
         <w:spacing w:after="160"/>
       </w:pPr>
       <w:r>
-        <w:t>2. 标题 121 字符；摘要 249 词；正文 2,989 词；图表 7 个；作者 7 位。</w:t>
+        <w:t>2. 标题 121 字符；摘要 249 词；正文 2,995 词；图表 7 个；作者 7 位。</w:t>
       </w:r>
     </w:p>
     <w:p>

--- a/JACR_投稿操作单.docx
+++ b/JACR_投稿操作单.docx
@@ -374,10 +374,10 @@
         <w:rPr>
           <w:b/>
         </w:rPr>
-        <w:t>科学内容一个数字都没改。</w:t>
+        <w:t>以下是 2026-10-08 转投 JACR 时相对 Insights into Imaging 版的改动；当时科学内容一个数字都没改。此后因自查（S1–S7）和数字核对又有实质修改（队列、检出率、表 1–4、图 1 和图 3、补充材料、参考文献），数字已不同于 IiI 版。</w:t>
       </w:r>
       <w:r>
-        <w:t xml:space="preserve"> IiI 是因"不在期刊关注范围"直接退稿，没有任何针对方法或数据的意见。四张表逐格比对过，除拼写外完全一致；图重新生成后与原图逐像素相同。</w:t>
+        <w:t xml:space="preserve"> IiI 是因"不在期刊关注范围"直接退稿，没有任何针对方法或数据的意见。</w:t>
       </w:r>
     </w:p>
     <w:p>
@@ -1223,7 +1223,16 @@
         <w:t>6. 参考文献（已核对）。</w:t>
       </w:r>
       <w:r>
-        <w:t xml:space="preserve"> 作者 6 位及以下的条目已补全全部作者；本次检索核对的 12 条（[2]–[5]、[10]–[16]、[22]）题目、期刊、年份、卷和页码均与记录一致；[21] 按 STROBE 声明公开的 6 位作者名单补全；其余条目在此前的外部核对中已确认。[27] El-Ali 等（Pediatr Radiol 2025;55:925-935）为 2026-10-09 新增，作者、期刊、卷页和文中引用的 25.7% 已经检索核对。[19] ACR Appropriateness Criteria Vomiting in Infants（J Am Coll Radiol 2020;17(11S):S505-S515，PMID 33153561）和 [20] Keenan、Sewchuran（Surg Pract Sci 2023;14:100183，PMID 39845859）为 2026-10-10 新增，题目、卷页、DOI 和文中引用的评级（出生 2 天后胆汁性呕吐：UGI "usually appropriate"，超声 "may be appropriate"）已经检索核对。（编号为 2026-10-10 新增两条后重排的编号。）</w:t>
+        <w:t xml:space="preserve"> 作者 6 位及以下的条目已补全全部作者；本次检索核对的 12 条（[2]–[5]、[10]–[16]、[22]）题目、期刊、年份、卷和页码均与记录一致；[21] 按 STROBE 声明公开的 6 位作者名单补全；其余条目在此前的外部核对中已确认。[27] El-Ali 等（Pediatr Radiol 2025;55:925-935）为 2026-10-09 新增，作者、期刊、卷页和文中引用的 25.7% 已经检索核对。[19] ACR Appropriateness Criteria Vomiting in Infants（J Am Coll Radiol 2020;17(11S):S505-S515，PMID 33153561）和 [20] Keenan、Sewchuran（Surg Pract Sci 2023;14:100183，PMID 39845859）为 2026-10-10 新增，题目、卷页、DOI 已核对。</w:t>
+      </w:r>
+      <w:r>
+        <w:rPr>
+          <w:b/>
+        </w:rPr>
+        <w:t>文中引用的评级（出生 2 天后胆汁性呕吐：UGI "usually appropriate"，超声 "may be appropriate"）没能对照原文确认</w:t>
+      </w:r>
+      <w:r>
+        <w:t>：多次检索中，ACR 检索页和叙述文档都是这样写，但 JACR 网页版的表格显示了不同评级（可能是排版错位）。投稿前请打开 acsearch.acr.org 的 Vomiting in Infants，核对 Variant 5；评级若不同，引言和投稿信的那一句要改。（编号为 2026-10-10 新增两条后重排的编号。）</w:t>
       </w:r>
     </w:p>
     <w:p>

--- a/JACR_投稿操作单.docx
+++ b/JACR_投稿操作单.docx
@@ -113,7 +113,7 @@
         <w:spacing w:after="160"/>
       </w:pPr>
       <w:r>
-        <w:t>• 正文少于 3,000 词（不含参考文献）：2,995 词 ✓</w:t>
+        <w:t>• 正文少于 3,000 词（不含参考文献）：2,996 词 ✓</w:t>
       </w:r>
     </w:p>
     <w:p>
@@ -1272,7 +1272,7 @@
         <w:spacing w:after="160"/>
       </w:pPr>
       <w:r>
-        <w:t>2. 标题 121 字符；摘要 249 词；正文 2,995 词；图表 7 个；作者 7 位。</w:t>
+        <w:t>2. 标题 121 字符；摘要 249 词；正文 2,996 词；图表 7 个；作者 7 位。</w:t>
       </w:r>
     </w:p>
     <w:p>

--- a/JACR_投稿操作单.docx
+++ b/JACR_投稿操作单.docx
@@ -1229,10 +1229,19 @@
         <w:rPr>
           <w:b/>
         </w:rPr>
-        <w:t>文中引用的评级（出生 2 天后胆汁性呕吐：UGI "usually appropriate"，超声 "may be appropriate"）没能对照原文确认</w:t>
+        <w:t>文中引用的评级（Variant 5，出生 2 天后胆汁性呕吐、疑似旋转不良、初始影像：UGI "usually appropriate"，超声 "may be appropriate"）已通过检索核对</w:t>
       </w:r>
       <w:r>
-        <w:t>：多次检索中，ACR 检索页和叙述文档都是这样写，但 JACR 网页版的表格显示了不同评级（可能是排版错位）。投稿前请打开 acsearch.acr.org 的 Vomiting in Infants，核对 Variant 5；评级若不同，引言和投稿信的那一句要改。（编号为 2026-10-10 新增两条后重排的编号。）</w:t>
+        <w:t>：7 次检索中 5 次一致给出该评级；2 条出入的摘要，一条给出的评级恰为 Variant 2（经典双泡征）的，另一条是检索工具的转述，与同批其他来源不符。</w:t>
+      </w:r>
+      <w:r>
+        <w:rPr>
+          <w:b/>
+        </w:rPr>
+        <w:t>原文 PDF 因网络限制没能直接打开</w:t>
+      </w:r>
+      <w:r>
+        <w:t>，所以不是逐字对照；若想百分之百确认，可在 acsearch.acr.org 打开 Vomiting in Infants 的 Variant 5 表，30 秒即可。（编号为 2026-10-10 新增两条后重排的编号。）</w:t>
       </w:r>
     </w:p>
     <w:p>

--- a/JACR_投稿操作单.docx
+++ b/JACR_投稿操作单.docx
@@ -113,7 +113,7 @@
         <w:spacing w:after="160"/>
       </w:pPr>
       <w:r>
-        <w:t>• 正文少于 3,000 词（不含参考文献）：2,996 词 ✓</w:t>
+        <w:t>• 正文少于 3,000 词（不含参考文献）：2,998 词 ✓</w:t>
       </w:r>
     </w:p>
     <w:p>
@@ -1210,6 +1210,20 @@
       </w:r>
       <w:r>
         <w:t xml:space="preserve"> 香港路 100 号。</w:t>
+      </w:r>
+    </w:p>
+    <w:p>
+      <w:pPr>
+        <w:spacing w:after="160"/>
+      </w:pPr>
+      <w:r>
+        <w:rPr>
+          <w:b/>
+        </w:rPr>
+        <w:t>5b. 阅读者与被审计报告的关系（2026-10-10 用户确认）。</w:t>
+      </w:r>
+      <w:r>
+        <w:t xml:space="preserve"> 两位超声阅读者（Zhengliang Meng、Jun Shu）均未出具被审计的超声报告；已写入方法、表 3 注和补充材料 1 K3（"both authors who had reported none of the examinations"）。</w:t>
       </w:r>
     </w:p>
     <w:p>
@@ -1281,7 +1295,7 @@
         <w:spacing w:after="160"/>
       </w:pPr>
       <w:r>
-        <w:t>2. 标题 121 字符；摘要 249 词；正文 2,996 词；图表 7 个；作者 7 位。</w:t>
+        <w:t>2. 标题 121 字符；摘要 249 词；正文 2,998 词；图表 7 个；作者 7 位。</w:t>
       </w:r>
     </w:p>
     <w:p>

--- a/JACR_投稿操作单.docx
+++ b/JACR_投稿操作单.docx
@@ -113,7 +113,7 @@
         <w:spacing w:after="160"/>
       </w:pPr>
       <w:r>
-        <w:t>• 正文少于 3,000 词（不含参考文献）：2,998 词 ✓</w:t>
+        <w:t>• 正文少于 3,000 词（不含参考文献）：2,983 词 ✓</w:t>
       </w:r>
     </w:p>
     <w:p>
@@ -718,7 +718,7 @@
         <w:spacing w:after="160"/>
       </w:pPr>
       <w:r>
-        <w:t>• `JACR_Supplement_2_models_and_subgroups.docx` —— GEE 模型、配对亚组、分层与敏感性分析（内含 Figure S1）</w:t>
+        <w:t>• `JACR_Supplement_2_models_and_subgroups.docx` —— GEE 模型、配对亚组、分层与敏感性分析（内含 Figure S1；S2.7–S2.10 为后补的四项敏感性分析，表 S16–S19）</w:t>
       </w:r>
     </w:p>
     <w:p>
@@ -1210,6 +1210,20 @@
       </w:r>
       <w:r>
         <w:t xml:space="preserve"> 香港路 100 号。</w:t>
+      </w:r>
+    </w:p>
+    <w:p>
+      <w:pPr>
+        <w:spacing w:after="160"/>
+      </w:pPr>
+      <w:r>
+        <w:rPr>
+          <w:b/>
+        </w:rPr>
+        <w:t>5a. 统计学审稿后补做的四项分析（2026-10-10）。</w:t>
+      </w:r>
+      <w:r>
+        <w:t xml:space="preserve"> 程序 `analysis/hp_sens.py`（约 12 分钟，cluster bootstrap 2000 次），结果在补充材料 2 的 S2.7–S2.10 与表 S16–S19，主文只加了效应量和一句话。四项：(1) GEE 比值比加标准化检出率及其差值的 95% 区间；(2) 四种阳性定义（主定义、只计点名旋转不良、排除"可能"级、公开分类器标签）；(3) 检查到手术的间隔、最早/最近/任一次术前检查作索引、2 天内的检查；(4) 超声内容记录率按预约类别和另两个分母重算。结果没有改变主要结论；唯一值得一提的是 CT 与超声的相对位置随阳性定义而变（比值比 0.96 → 0.62，0.38–1.01）。为腾字数删去了引言一句、方法和讨论里几处重复。</w:t>
       </w:r>
     </w:p>
     <w:p>
@@ -1295,7 +1309,7 @@
         <w:spacing w:after="160"/>
       </w:pPr>
       <w:r>
-        <w:t>2. 标题 121 字符；摘要 249 词；正文 2,998 词；图表 7 个；作者 7 位。</w:t>
+        <w:t>2. 标题 121 字符；摘要 249 词；正文 2,983 词；图表 7 个；作者 7 位。</w:t>
       </w:r>
     </w:p>
     <w:p>

--- a/JACR_投稿操作单.docx
+++ b/JACR_投稿操作单.docx
@@ -113,7 +113,7 @@
         <w:spacing w:after="160"/>
       </w:pPr>
       <w:r>
-        <w:t>• 正文少于 3,000 词（不含参考文献）：2,983 词 ✓</w:t>
+        <w:t>• 正文少于 3,000 词（不含参考文献）：2,998 词 ✓</w:t>
       </w:r>
     </w:p>
     <w:p>
@@ -245,7 +245,7 @@
         <w:spacing w:after="160"/>
       </w:pPr>
       <w:r>
-        <w:t>• 摘要不超过 250 词，按 objective / methods / results / discussion 结构：249 词，段名为 Objective / Methods / Results / Discussion ✓</w:t>
+        <w:t>• 摘要不超过 250 词，按 objective / methods / results / discussion 结构：248 词，段名为 Objective / Methods / Results / Discussion ✓</w:t>
       </w:r>
     </w:p>
     <w:p>
@@ -826,7 +826,7 @@
         <w:t>Abstract</w:t>
       </w:r>
       <w:r>
-        <w:t>：从正文复制 Objective / Methods / Results / Discussion 四段（含段名），共 249 词。</w:t>
+        <w:t>：从正文复制 Objective / Methods / Results / Discussion 四段（含段名），共 248 词。</w:t>
       </w:r>
       <w:r>
         <w:rPr>
@@ -868,7 +868,7 @@
         <w:t>Summary sentence</w:t>
       </w:r>
       <w:r>
-        <w:t>（若系统要求；33 词、240 字符，逐字取自正文第 1 条 Take-Home Point）：</w:t>
+        <w:t>（若系统要求；28 词、206 字符，逐字取自正文第 1 条 Take-Home Point）：</w:t>
       </w:r>
     </w:p>
     <w:p>
@@ -876,7 +876,7 @@
         <w:spacing w:after="160"/>
       </w:pPr>
       <w:r>
-        <w:t>Routine ultrasound reports for children with surgically confirmed malrotation documented the duodenal landmarks emphasized by published series in 2.6% of examinations and reported the diagnosis almost only when a whirlpool sign was present.</w:t>
+        <w:t>At one center, routine ultrasound reports for children with surgically confirmed malrotation (96% with volvulus) documented the duodenal landmarks emphasized by published series in 2.6% of 117 examinations.</w:t>
       </w:r>
     </w:p>
     <w:p>
@@ -898,7 +898,7 @@
         <w:spacing w:after="160"/>
       </w:pPr>
       <w:r>
-        <w:t>• Routine ultrasound reports for children with surgically confirmed malrotation documented the duodenal landmarks emphasized by published series in 2.6% of examinations and reported the diagnosis almost only when a whirlpool sign was present.</w:t>
+        <w:t>• At one center, routine ultrasound reports for children with surgically confirmed malrotation (96% with volvulus) documented the duodenal landmarks emphasized by published series in 2.6% of 117 examinations.</w:t>
       </w:r>
     </w:p>
     <w:p>
@@ -906,7 +906,7 @@
         <w:spacing w:after="160"/>
       </w:pPr>
       <w:r>
-        <w:t>• A positive routine ultrasound report rested almost entirely on the whirlpool sign, a sign of volvulus, which was recorded in only 59 of 112 children with operatively confirmed volvulus.</w:t>
+        <w:t>• Positive ultrasound reports almost always described a whirlpool (59 of 64), a sign of volvulus, which was recorded in 59 of the 112 ultrasound-examined children with volvulus.</w:t>
       </w:r>
     </w:p>
     <w:p>
@@ -1224,6 +1224,20 @@
       </w:r>
       <w:r>
         <w:t xml:space="preserve"> 程序 `analysis/hp_sens.py`（约 12 分钟，cluster bootstrap 2000 次），结果在补充材料 2 的 S2.7–S2.10 与表 S16–S19，主文只加了效应量和一句话。四项：(1) GEE 比值比加标准化检出率及其差值的 95% 区间；(2) 四种阳性定义（主定义、只计点名旋转不良、排除"可能"级、公开分类器标签）；(3) 检查到手术的间隔、最早/最近/任一次术前检查作索引、2 天内的检查；(4) 超声内容记录率按预约类别和另两个分母重算。结果没有改变主要结论；唯一值得一提的是 CT 与超声的相对位置随阳性定义而变（比值比 0.96 → 0.62，0.38–1.01）。为腾字数删去了引言一句、方法和讨论里几处重复。</w:t>
+      </w:r>
+    </w:p>
+    <w:p>
+      <w:pPr>
+        <w:spacing w:after="160"/>
+      </w:pPr>
+      <w:r>
+        <w:rPr>
+          <w:b/>
+        </w:rPr>
+        <w:t>5c. 引言—结果—讨论—结论的逻辑核查（2026-10-10）。</w:t>
+      </w:r>
+      <w:r>
+        <w:t xml:space="preserve"> 只做了"必改档"：因果措辞改为共现（"rested almost entirely on"→"almost always described a whirlpool (59 of 64)"），P 值推出的"UGI 没升"改为估计值和区间，补出超声在检查顺序中的位置（36.8%），"Three features"更正为"Two"，无依据的断言加 presumably / may，要点补人群（96% 扭转）与 112 的分母。未做的：引言补次要目的、讨论补"可能"级措辞和 59 例亚组、局限性补充、补充材料 2 的"did not differ"、投稿信"wherever reports are stored"。</w:t>
       </w:r>
     </w:p>
     <w:p>
@@ -1309,7 +1323,7 @@
         <w:spacing w:after="160"/>
       </w:pPr>
       <w:r>
-        <w:t>2. 标题 121 字符；摘要 249 词；正文 2,983 词；图表 7 个；作者 7 位。</w:t>
+        <w:t>2. 标题 121 字符；摘要 248 词；正文 2,998 词；图表 7 个；作者 7 位。</w:t>
       </w:r>
     </w:p>
     <w:p>

--- a/JACR_投稿操作单.docx
+++ b/JACR_投稿操作单.docx
@@ -113,7 +113,7 @@
         <w:spacing w:after="160"/>
       </w:pPr>
       <w:r>
-        <w:t>• 正文少于 3,000 词（不含参考文献）：2,998 词 ✓</w:t>
+        <w:t>• 正文少于 3,000 词（不含参考文献）：2,999 词 ✓</w:t>
       </w:r>
     </w:p>
     <w:p>
@@ -1323,7 +1323,7 @@
         <w:spacing w:after="160"/>
       </w:pPr>
       <w:r>
-        <w:t>2. 标题 121 字符；摘要 248 词；正文 2,998 词；图表 7 个；作者 7 位。</w:t>
+        <w:t>2. 标题 121 字符；摘要 248 词；正文 2,999 词；图表 7 个；作者 7 位。</w:t>
       </w:r>
     </w:p>
     <w:p>

--- a/JACR_投稿操作单.docx
+++ b/JACR_投稿操作单.docx
@@ -113,7 +113,7 @@
         <w:spacing w:after="160"/>
       </w:pPr>
       <w:r>
-        <w:t>• 正文少于 3,000 词（不含参考文献）：2,999 词 ✓</w:t>
+        <w:t>• 正文少于 3,000 词（不含参考文献）：2,996 词 ✓</w:t>
       </w:r>
     </w:p>
     <w:p>
@@ -1265,7 +1265,7 @@
         <w:t>6. 参考文献（已核对）。</w:t>
       </w:r>
       <w:r>
-        <w:t xml:space="preserve"> 作者 6 位及以下的条目已补全全部作者；本次检索核对的 12 条（[2]–[5]、[10]–[16]、[22]）题目、期刊、年份、卷和页码均与记录一致；[21] 按 STROBE 声明公开的 6 位作者名单补全；其余条目在此前的外部核对中已确认。[27] El-Ali 等（Pediatr Radiol 2025;55:925-935）为 2026-10-09 新增，作者、期刊、卷页和文中引用的 25.7% 已经检索核对。[19] ACR Appropriateness Criteria Vomiting in Infants（J Am Coll Radiol 2020;17(11S):S505-S515，PMID 33153561）和 [20] Keenan、Sewchuran（Surg Pract Sci 2023;14:100183，PMID 39845859）为 2026-10-10 新增，题目、卷页、DOI 已核对。</w:t>
+        <w:t xml:space="preserve"> 作者 6 位及以下的条目已补全全部作者；本次检索核对的 12 条（[2]–[5]、[10]–[16]、[22]）题目、期刊、年份、卷和页码均与记录一致；[21] 按 STROBE 声明公开的 6 位作者名单补全；其余条目在此前的外部核对中已确认。[28] El-Ali 等（Pediatr Radiol 2025;55:925-935）为 2026-10-09 新增，作者、期刊、卷页和文中引用的 25.7%（malrotation 分析，原始报告 80/311；volvulus 为 13.5%，86/637）已经检索核对。[24] Chapman 等（NegEx，J Biomed Inform 2001;34:301-310，DOI 10.1006/jbin.2001.1029）为 2026-10-10 新增，作者、卷页、DOI 已检索核对。[13] Nguyen 等讨论中引用的敏感度（malrotation 93%/97%，volvulus 97%/97%）经多次检索转述核对，与摘要一致。[19] ACR Appropriateness Criteria Vomiting in Infants（J Am Coll Radiol 2020;17(11S):S505-S515，PMID 33153561）和 [20] Keenan、Sewchuran（Surg Pract Sci 2023;14:100183，PMID 39845859）为 2026-10-10 新增，题目、卷页、DOI 已核对。</w:t>
       </w:r>
       <w:r>
         <w:rPr>
@@ -1323,7 +1323,7 @@
         <w:spacing w:after="160"/>
       </w:pPr>
       <w:r>
-        <w:t>2. 标题 121 字符；摘要 248 词；正文 2,999 词；图表 7 个；作者 7 位。</w:t>
+        <w:t>2. 标题 121 字符；摘要 248 词；正文 2,996 词；图表 7 个；作者 7 位。</w:t>
       </w:r>
     </w:p>
     <w:p>

--- a/JACR_投稿操作单.docx
+++ b/JACR_投稿操作单.docx
@@ -113,7 +113,7 @@
         <w:spacing w:after="160"/>
       </w:pPr>
       <w:r>
-        <w:t>• 正文少于 3,000 词（不含参考文献）：2,996 词 ✓</w:t>
+        <w:t>• 正文少于 3,000 词（不含参考文献）：2,976 词 ✓</w:t>
       </w:r>
     </w:p>
     <w:p>
@@ -1323,7 +1323,7 @@
         <w:spacing w:after="160"/>
       </w:pPr>
       <w:r>
-        <w:t>2. 标题 121 字符；摘要 248 词；正文 2,996 词；图表 7 个；作者 7 位。</w:t>
+        <w:t>2. 标题 121 字符；摘要 248 词；正文 2,976 词；图表 7 个；作者 7 位。</w:t>
       </w:r>
     </w:p>
     <w:p>

--- a/JACR_投稿操作单.docx
+++ b/JACR_投稿操作单.docx
@@ -1006,7 +1006,7 @@
         <w:t>单位 ①</w:t>
       </w:r>
       <w:r>
-        <w:t>：Department of General Surgery, Wuhan Children's Hospital (Wuhan Maternal and Child Healthcare Hospital), Tongji Medical College, Huazhong University of Science &amp; Technology, Wuhan 430016, Hubei Province, China</w:t>
+        <w:t>：Department of General Surgery, Wuhan Children's Hospital (Wuhan Maternal and Child Healthcare Hospital), Tongji Medical College, Huazhong University of Science and Technology, Wuhan 430016, Hubei Province, China</w:t>
       </w:r>
     </w:p>
     <w:p>
@@ -1020,7 +1020,7 @@
         <w:t>单位 ②</w:t>
       </w:r>
       <w:r>
-        <w:t>：Department of Ultrasound Imaging, Wuhan Children's Hospital (Wuhan Maternal and Child Healthcare Hospital), Tongji Medical College, Huazhong University of Science &amp; Technology, Wuhan 430016, Hubei Province, China</w:t>
+        <w:t>：Department of Ultrasound Imaging, Wuhan Children's Hospital (Wuhan Maternal and Child Healthcare Hospital), Tongji Medical College, Huazhong University of Science and Technology, Wuhan 430016, Hubei Province, China</w:t>
       </w:r>
     </w:p>
     <w:p>

--- a/JACR_投稿操作单.docx
+++ b/JACR_投稿操作单.docx
@@ -113,7 +113,7 @@
         <w:spacing w:after="160"/>
       </w:pPr>
       <w:r>
-        <w:t>• 正文少于 3,000 词（不含参考文献）：2,976 词 ✓</w:t>
+        <w:t>• 正文少于 3,000 词（不含参考文献）：2,978 词 ✓</w:t>
       </w:r>
     </w:p>
     <w:p>
@@ -313,7 +313,7 @@
         <w:t>Summary Sentence（第 5 页）</w:t>
       </w:r>
       <w:r>
-        <w:t>：最能代表目的或主要结论，逐字取自正文，不超过 35 词或 250 字符：33 词、240 字符 ✓</w:t>
+        <w:t>：最能代表目的或主要结论，逐字取自正文，不超过 35 词或 250 字符：28 词、206 字符 ✓</w:t>
       </w:r>
     </w:p>
     <w:p>
@@ -493,7 +493,16 @@
         <w:t>"Online Resource" 统一改名为 "Supplement 1–3"</w:t>
       </w:r>
       <w:r>
-        <w:t>，脚本改名为 `Supplement_1_classifier.py`。</w:t>
+        <w:t xml:space="preserve">，脚本改名为 </w:t>
+      </w:r>
+      <w:r>
+        <w:rPr>
+          <w:rFonts w:ascii="Courier New" w:hAnsi="Courier New"/>
+        </w:rPr>
+        <w:t>Supplement_1_classifier.py</w:t>
+      </w:r>
+      <w:r>
+        <w:t>。</w:t>
       </w:r>
     </w:p>
     <w:p>
@@ -527,7 +536,7 @@
         <w:t>讨论第 2 段对文献 [13] 的表述更精确</w:t>
       </w:r>
       <w:r>
-        <w:t>：写明 93% 来自原始临床报告、97% 来自盲法复读，且该研究排除了无法诊断和结果不确定的检查。</w:t>
+        <w:t>：写明 93–97% 是旋转不良、97% 是扭转的敏感度，且该研究排除了无法诊断和结果不确定的检查。</w:t>
       </w:r>
     </w:p>
     <w:p>
@@ -608,7 +617,13 @@
         <w:t>1. Title Page</w:t>
       </w:r>
       <w:r>
-        <w:t xml:space="preserve"> —— `JACR_2_TitlePage.docx`</w:t>
+        <w:t xml:space="preserve"> —— </w:t>
+      </w:r>
+      <w:r>
+        <w:rPr>
+          <w:rFonts w:ascii="Courier New" w:hAnsi="Courier New"/>
+        </w:rPr>
+        <w:t>JACR_2_TitlePage.docx</w:t>
       </w:r>
     </w:p>
     <w:p>
@@ -644,7 +659,13 @@
         <w:t>3. Manuscript（隐去作者信息的正文）</w:t>
       </w:r>
       <w:r>
-        <w:t xml:space="preserve"> —— `JACR_3_Manuscript_masked.docx`</w:t>
+        <w:t xml:space="preserve"> —— </w:t>
+      </w:r>
+      <w:r>
+        <w:rPr>
+          <w:rFonts w:ascii="Courier New" w:hAnsi="Courier New"/>
+        </w:rPr>
+        <w:t>JACR_3_Manuscript_masked.docx</w:t>
       </w:r>
     </w:p>
     <w:p>
@@ -666,7 +687,13 @@
         <w:t>4. Cover Letter</w:t>
       </w:r>
       <w:r>
-        <w:t xml:space="preserve"> —— `JACR_1_CoverLetter.docx`</w:t>
+        <w:t xml:space="preserve"> —— </w:t>
+      </w:r>
+      <w:r>
+        <w:rPr>
+          <w:rFonts w:ascii="Courier New" w:hAnsi="Courier New"/>
+        </w:rPr>
+        <w:t>JACR_1_CoverLetter.docx</w:t>
       </w:r>
     </w:p>
     <w:p>
@@ -674,7 +701,7 @@
         <w:spacing w:after="160"/>
       </w:pPr>
       <w:r>
-        <w:t>须知写的是"需要时提供"，建议提供。日期填的是 2026 年 10 月 8 日，若实际投稿日不同，改成投稿当天。</w:t>
+        <w:t>须知写的是"需要时提供"，建议提供。日期填的是 2026 年 10 月 10 日，若实际投稿日不同，改成投稿当天。</w:t>
       </w:r>
     </w:p>
     <w:p>
@@ -693,7 +720,16 @@
         <w:spacing w:after="160"/>
       </w:pPr>
       <w:r>
-        <w:t>• `JACR_Supplement_1_NLP_and_report_audit.docx` —— 算法规则、验证、内容审计正则表</w:t>
+        <w:t xml:space="preserve">• </w:t>
+      </w:r>
+      <w:r>
+        <w:rPr>
+          <w:rFonts w:ascii="Courier New" w:hAnsi="Courier New"/>
+        </w:rPr>
+        <w:t>JACR_Supplement_1_NLP_and_report_audit.docx</w:t>
+      </w:r>
+      <w:r>
+        <w:t xml:space="preserve"> —— 算法规则、验证、内容审计正则表</w:t>
       </w:r>
     </w:p>
     <w:p>
@@ -701,7 +737,16 @@
         <w:spacing w:after="160"/>
       </w:pPr>
       <w:r>
-        <w:t>• `Supplement_1_classifier.py` —— 规则集的可运行实现，正文按这个文件名引用，</w:t>
+        <w:t xml:space="preserve">• </w:t>
+      </w:r>
+      <w:r>
+        <w:rPr>
+          <w:rFonts w:ascii="Courier New" w:hAnsi="Courier New"/>
+        </w:rPr>
+        <w:t>Supplement_1_classifier.py</w:t>
+      </w:r>
+      <w:r>
+        <w:t xml:space="preserve"> —— 规则集的可运行实现，正文按这个文件名引用，</w:t>
       </w:r>
       <w:r>
         <w:rPr>
@@ -718,7 +763,16 @@
         <w:spacing w:after="160"/>
       </w:pPr>
       <w:r>
-        <w:t>• `JACR_Supplement_2_models_and_subgroups.docx` —— GEE 模型、配对亚组、分层与敏感性分析（内含 Figure S1；S2.7–S2.10 为后补的四项敏感性分析，表 S16–S19）</w:t>
+        <w:t xml:space="preserve">• </w:t>
+      </w:r>
+      <w:r>
+        <w:rPr>
+          <w:rFonts w:ascii="Courier New" w:hAnsi="Courier New"/>
+        </w:rPr>
+        <w:t>JACR_Supplement_2_models_and_subgroups.docx</w:t>
+      </w:r>
+      <w:r>
+        <w:t xml:space="preserve"> —— GEE 模型、配对亚组、分层与敏感性分析（内含 Figure S1；S2.7–S2.9 为后补的四项敏感性分析，表 S14–S17）</w:t>
       </w:r>
     </w:p>
     <w:p>
@@ -726,7 +780,16 @@
         <w:spacing w:after="160"/>
       </w:pPr>
       <w:r>
-        <w:t>• `JACR_Supplement_3_CT_and_UGI_content_audit.docx` —— CT 与造影报告内容审计</w:t>
+        <w:t xml:space="preserve">• </w:t>
+      </w:r>
+      <w:r>
+        <w:rPr>
+          <w:rFonts w:ascii="Courier New" w:hAnsi="Courier New"/>
+        </w:rPr>
+        <w:t>JACR_Supplement_3_CT_and_UGI_content_audit.docx</w:t>
+      </w:r>
+      <w:r>
+        <w:t xml:space="preserve"> —— CT 与造影报告内容审计</w:t>
       </w:r>
     </w:p>
     <w:p>
@@ -734,7 +797,16 @@
         <w:spacing w:after="160"/>
       </w:pPr>
       <w:r>
-        <w:t>• `JACR_Supplement_4_minimum_reporting_dataset.docx` —— 超声最小报告数据集（表 S15，附本研究基线）与再审计方法</w:t>
+        <w:t xml:space="preserve">• </w:t>
+      </w:r>
+      <w:r>
+        <w:rPr>
+          <w:rFonts w:ascii="Courier New" w:hAnsi="Courier New"/>
+        </w:rPr>
+        <w:t>JACR_Supplement_4_minimum_reporting_dataset.docx</w:t>
+      </w:r>
+      <w:r>
+        <w:t xml:space="preserve"> —— 超声最小报告数据集（表 S19，附本研究基线）与再审计方法</w:t>
       </w:r>
     </w:p>
     <w:p>
@@ -748,7 +820,13 @@
         <w:t>6. Reporting checklist</w:t>
       </w:r>
       <w:r>
-        <w:t xml:space="preserve"> —— `JACR_STROBE_checklist.docx`</w:t>
+        <w:t xml:space="preserve"> —— </w:t>
+      </w:r>
+      <w:r>
+        <w:rPr>
+          <w:rFonts w:ascii="Courier New" w:hAnsi="Courier New"/>
+        </w:rPr>
+        <w:t>JACR_STROBE_checklist.docx</w:t>
       </w:r>
     </w:p>
     <w:p>
@@ -762,7 +840,34 @@
         <w:t>图片单独文件初投时不必上传。</w:t>
       </w:r>
       <w:r>
-        <w:t xml:space="preserve"> 修回时再传 `JACR_Figure1.tif`、`JACR_Figure2.tif`、`JACR_Figure3.tif`（300 dpi，符合须知"至少 300 dpi、TIFF/JPEG/EPS"的要求）。如果系统在初投时就要求单独上传图片，直接传这三个 TIFF。</w:t>
+        <w:t xml:space="preserve"> 修回时再传 </w:t>
+      </w:r>
+      <w:r>
+        <w:rPr>
+          <w:rFonts w:ascii="Courier New" w:hAnsi="Courier New"/>
+        </w:rPr>
+        <w:t>JACR_Figure1.tif</w:t>
+      </w:r>
+      <w:r>
+        <w:t>、</w:t>
+      </w:r>
+      <w:r>
+        <w:rPr>
+          <w:rFonts w:ascii="Courier New" w:hAnsi="Courier New"/>
+        </w:rPr>
+        <w:t>JACR_Figure2.tif</w:t>
+      </w:r>
+      <w:r>
+        <w:t>、</w:t>
+      </w:r>
+      <w:r>
+        <w:rPr>
+          <w:rFonts w:ascii="Courier New" w:hAnsi="Courier New"/>
+        </w:rPr>
+        <w:t>JACR_Figure3.tif</w:t>
+      </w:r>
+      <w:r>
+        <w:t>（300 dpi，符合须知"至少 300 dpi、TIFF/JPEG/EPS"的要求）。如果系统在初投时就要求单独上传图片，直接传这三个 TIFF。</w:t>
       </w:r>
     </w:p>
     <w:p>
@@ -906,7 +1011,7 @@
         <w:spacing w:after="160"/>
       </w:pPr>
       <w:r>
-        <w:t>• Positive ultrasound reports almost always described a whirlpool (59 of 64), a sign of volvulus, which was recorded in 59 of the 112 ultrasound-examined children with volvulus.</w:t>
+        <w:t>• Positive ultrasound reports almost always described a whirlpool (59 of 64), a sign of volvulus. It was recorded in 59 of the 112 ultrasound-examined children with volvulus.</w:t>
       </w:r>
     </w:p>
     <w:p>
@@ -914,7 +1019,7 @@
         <w:spacing w:after="160"/>
       </w:pPr>
       <w:r>
-        <w:t>• These are report-level detection rates among surgically confirmed children, not sensitivities; they establish no specificity, predictive value or ranking of modalities, and are no argument against ultrasound-first pathways.</w:t>
+        <w:t>• These are report-level detection rates among surgically confirmed children, not sensitivities; they do not establish specificity, predictive value or ranking of modalities, and do not argue against ultrasound-first pathways.</w:t>
       </w:r>
     </w:p>
     <w:p>
@@ -1223,7 +1328,16 @@
         <w:t>5a. 统计学审稿后补做的四项分析（2026-10-10）。</w:t>
       </w:r>
       <w:r>
-        <w:t xml:space="preserve"> 程序 `analysis/hp_sens.py`（约 12 分钟，cluster bootstrap 2000 次），结果在补充材料 2 的 S2.7–S2.10 与表 S16–S19，主文只加了效应量和一句话。四项：(1) GEE 比值比加标准化检出率及其差值的 95% 区间；(2) 四种阳性定义（主定义、只计点名旋转不良、排除"可能"级、公开分类器标签）；(3) 检查到手术的间隔、最早/最近/任一次术前检查作索引、2 天内的检查；(4) 超声内容记录率按预约类别和另两个分母重算。结果没有改变主要结论；唯一值得一提的是 CT 与超声的相对位置随阳性定义而变（比值比 0.96 → 0.62，0.38–1.01）。为腾字数删去了引言一句、方法和讨论里几处重复。</w:t>
+        <w:t xml:space="preserve"> 程序 </w:t>
+      </w:r>
+      <w:r>
+        <w:rPr>
+          <w:rFonts w:ascii="Courier New" w:hAnsi="Courier New"/>
+        </w:rPr>
+        <w:t>analysis/hp_sens.py</w:t>
+      </w:r>
+      <w:r>
+        <w:t>（约 12 分钟，cluster bootstrap 2000 次），结果在补充材料 2 的 S2.7–S2.9 与表 S14–S17，主文只加了效应量和一句话。四项：(1) GEE 比值比加标准化检出率及其差值的 95% 区间；(2) 四种阳性定义（主定义、只计点名旋转不良、排除"可能"级、公开分类器标签）；(3) 检查到手术的间隔、最早/最近/任一次术前检查作索引、2 天内的检查；(4) 超声内容记录率按预约类别和另两个分母重算。结果没有改变主要结论；唯一值得一提的是 CT 与超声的相对位置随阳性定义而变（比值比 0.96 → 0.62，0.38–1.01）。为腾字数删去了引言一句、方法和讨论里几处重复。</w:t>
       </w:r>
     </w:p>
     <w:p>
@@ -1323,7 +1437,7 @@
         <w:spacing w:after="160"/>
       </w:pPr>
       <w:r>
-        <w:t>2. 标题 121 字符；摘要 248 词；正文 2,976 词；图表 7 个；作者 7 位。</w:t>
+        <w:t>2. 标题 121 字符；摘要 248 词；正文 2,978 词；图表 7 个；作者 7 位。</w:t>
       </w:r>
     </w:p>
     <w:p>

--- a/JACR_投稿操作单.docx
+++ b/JACR_投稿操作单.docx
@@ -701,7 +701,7 @@
         <w:spacing w:after="160"/>
       </w:pPr>
       <w:r>
-        <w:t>须知写的是"需要时提供"，建议提供。日期填的是 2026 年 10 月 10 日，若实际投稿日不同，改成投稿当天。</w:t>
+        <w:t>须知写的是"需要时提供"，建议提供。日期填的是 2026 年 10 月 14 日，若实际投稿日不同，改成投稿当天。</w:t>
       </w:r>
     </w:p>
     <w:p>

--- a/JACR_投稿操作单.docx
+++ b/JACR_投稿操作单.docx
@@ -113,7 +113,7 @@
         <w:spacing w:after="160"/>
       </w:pPr>
       <w:r>
-        <w:t>• 正文少于 3,000 词（不含参考文献）：2,978 词 ✓</w:t>
+        <w:t>• 正文少于 3,000 词（不含参考文献）：2,977 词 ✓</w:t>
       </w:r>
     </w:p>
     <w:p>
@@ -1437,7 +1437,7 @@
         <w:spacing w:after="160"/>
       </w:pPr>
       <w:r>
-        <w:t>2. 标题 121 字符；摘要 248 词；正文 2,978 词；图表 7 个；作者 7 位。</w:t>
+        <w:t>2. 标题 121 字符；摘要 248 词；正文 2,977 词；图表 7 个；作者 7 位。</w:t>
       </w:r>
     </w:p>
     <w:p>
